--- a/SG4_Innovation/SG4_Artefacts/SG4_Design.docx
+++ b/SG4_Innovation/SG4_Artefacts/SG4_Design.docx
@@ -1747,6 +1747,156 @@
           </w:p>
         </w:tc>
       </w:tr>
+      <w:tr>
+        <w:trPr>
+          <w:cantSplit w:val="0"/>
+          <w:tblHeader w:val="0"/>
+        </w:trPr>
+        <w:tc>
+          <w:tcPr>
+            <w:vAlign w:val="top"/>
+          </w:tcPr>
+          <w:p>
+            <w:pPr>
+              <w:keepNext w:val="0"/>
+              <w:keepLines w:val="1"/>
+              <w:pageBreakBefore w:val="0"/>
+              <w:widowControl w:val="0"/>
+              <w:pBdr>
+                <w:top w:space="0" w:sz="0" w:val="nil"/>
+                <w:left w:space="0" w:sz="0" w:val="nil"/>
+                <w:bottom w:space="0" w:sz="0" w:val="nil"/>
+                <w:right w:space="0" w:sz="0" w:val="nil"/>
+                <w:between w:space="0" w:sz="0" w:val="nil"/>
+              </w:pBdr>
+              <w:shd w:fill="auto" w:val="clear"/>
+              <w:spacing w:after="120" w:before="0" w:line="240" w:lineRule="auto"/>
+              <w:ind w:left="0" w:right="0" w:firstLine="0"/>
+              <w:jc w:val="left"/>
+              <w:rPr>
+                <w:sz w:val="20"/>
+                <w:szCs w:val="20"/>
+              </w:rPr>
+            </w:pPr>
+            <w:r>
+              <w:rPr>
+                <w:sz w:val="20"/>
+                <w:szCs w:val="20"/>
+                <w:rtl w:val="0"/>
+              </w:rPr>
+              <w:t xml:space="preserve">2026-04-24</w:t>
+            </w:r>
+          </w:p>
+        </w:tc>
+        <w:tc>
+          <w:tcPr>
+            <w:vAlign w:val="top"/>
+          </w:tcPr>
+          <w:p>
+            <w:pPr>
+              <w:keepNext w:val="0"/>
+              <w:keepLines w:val="1"/>
+              <w:pageBreakBefore w:val="0"/>
+              <w:widowControl w:val="0"/>
+              <w:pBdr>
+                <w:top w:space="0" w:sz="0" w:val="nil"/>
+                <w:left w:space="0" w:sz="0" w:val="nil"/>
+                <w:bottom w:space="0" w:sz="0" w:val="nil"/>
+                <w:right w:space="0" w:sz="0" w:val="nil"/>
+                <w:between w:space="0" w:sz="0" w:val="nil"/>
+              </w:pBdr>
+              <w:shd w:fill="auto" w:val="clear"/>
+              <w:spacing w:after="120" w:before="0" w:line="240" w:lineRule="auto"/>
+              <w:ind w:left="0" w:right="0" w:firstLine="0"/>
+              <w:jc w:val="left"/>
+              <w:rPr>
+                <w:sz w:val="20"/>
+                <w:szCs w:val="20"/>
+              </w:rPr>
+            </w:pPr>
+            <w:r>
+              <w:rPr>
+                <w:sz w:val="20"/>
+                <w:szCs w:val="20"/>
+                <w:rtl w:val="0"/>
+              </w:rPr>
+              <w:t xml:space="preserve">1.2</w:t>
+            </w:r>
+          </w:p>
+        </w:tc>
+        <w:tc>
+          <w:tcPr>
+            <w:vAlign w:val="top"/>
+          </w:tcPr>
+          <w:p>
+            <w:pPr>
+              <w:keepNext w:val="0"/>
+              <w:keepLines w:val="1"/>
+              <w:pageBreakBefore w:val="0"/>
+              <w:widowControl w:val="0"/>
+              <w:pBdr>
+                <w:top w:space="0" w:sz="0" w:val="nil"/>
+                <w:left w:space="0" w:sz="0" w:val="nil"/>
+                <w:bottom w:space="0" w:sz="0" w:val="nil"/>
+                <w:right w:space="0" w:sz="0" w:val="nil"/>
+                <w:between w:space="0" w:sz="0" w:val="nil"/>
+              </w:pBdr>
+              <w:shd w:fill="auto" w:val="clear"/>
+              <w:spacing w:after="120" w:before="0" w:line="240" w:lineRule="auto"/>
+              <w:ind w:left="0" w:right="0" w:firstLine="0"/>
+              <w:jc w:val="left"/>
+              <w:rPr>
+                <w:sz w:val="20"/>
+                <w:szCs w:val="20"/>
+              </w:rPr>
+            </w:pPr>
+            <w:r>
+              <w:rPr>
+                <w:sz w:val="20"/>
+                <w:szCs w:val="20"/>
+                <w:rtl w:val="0"/>
+              </w:rPr>
+              <w:t xml:space="preserve">Initial Speech Recognition for web (D5)</w:t>
+            </w:r>
+          </w:p>
+        </w:tc>
+        <w:tc>
+          <w:tcPr>
+            <w:vAlign w:val="top"/>
+          </w:tcPr>
+          <w:p>
+            <w:pPr>
+              <w:keepNext w:val="0"/>
+              <w:keepLines w:val="1"/>
+              <w:pageBreakBefore w:val="0"/>
+              <w:widowControl w:val="0"/>
+              <w:pBdr>
+                <w:top w:space="0" w:sz="0" w:val="nil"/>
+                <w:left w:space="0" w:sz="0" w:val="nil"/>
+                <w:bottom w:space="0" w:sz="0" w:val="nil"/>
+                <w:right w:space="0" w:sz="0" w:val="nil"/>
+                <w:between w:space="0" w:sz="0" w:val="nil"/>
+              </w:pBdr>
+              <w:shd w:fill="auto" w:val="clear"/>
+              <w:spacing w:after="120" w:before="0" w:line="240" w:lineRule="auto"/>
+              <w:ind w:left="0" w:right="0" w:firstLine="0"/>
+              <w:jc w:val="left"/>
+              <w:rPr>
+                <w:sz w:val="20"/>
+                <w:szCs w:val="20"/>
+              </w:rPr>
+            </w:pPr>
+            <w:r>
+              <w:rPr>
+                <w:sz w:val="20"/>
+                <w:szCs w:val="20"/>
+                <w:rtl w:val="0"/>
+              </w:rPr>
+              <w:t xml:space="preserve">Daniel Holderik</w:t>
+            </w:r>
+          </w:p>
+        </w:tc>
+      </w:tr>
     </w:tbl>
     <w:p>
       <w:pPr>
@@ -1830,12 +1980,14 @@
         <w:tblLook w:val="0000"/>
       </w:tblPr>
       <w:tblGrid>
-        <w:gridCol w:w="5306"/>
-        <w:gridCol w:w="3906"/>
+        <w:gridCol w:w="3726.0917822838846"/>
+        <w:gridCol w:w="2742.9541088580577"/>
+        <w:gridCol w:w="2742.9541088580577"/>
         <w:tblGridChange w:id="0">
           <w:tblGrid>
-            <w:gridCol w:w="5306"/>
-            <w:gridCol w:w="3906"/>
+            <w:gridCol w:w="3726.0917822838846"/>
+            <w:gridCol w:w="2742.9541088580577"/>
+            <w:gridCol w:w="2742.9541088580577"/>
           </w:tblGrid>
         </w:tblGridChange>
       </w:tblGrid>
@@ -1977,6 +2129,65 @@
             </w:r>
           </w:p>
         </w:tc>
+        <w:tc>
+          <w:tcPr>
+            <w:shd w:fill="cccccc" w:val="clear"/>
+            <w:vAlign w:val="center"/>
+          </w:tcPr>
+          <w:p>
+            <w:pPr>
+              <w:keepNext w:val="0"/>
+              <w:keepLines w:val="0"/>
+              <w:pageBreakBefore w:val="0"/>
+              <w:widowControl w:val="0"/>
+              <w:pBdr>
+                <w:top w:space="0" w:sz="0" w:val="nil"/>
+                <w:left w:space="0" w:sz="0" w:val="nil"/>
+                <w:bottom w:space="0" w:sz="0" w:val="nil"/>
+                <w:right w:space="0" w:sz="0" w:val="nil"/>
+                <w:between w:space="0" w:sz="0" w:val="nil"/>
+              </w:pBdr>
+              <w:shd w:fill="auto" w:val="clear"/>
+              <w:tabs>
+                <w:tab w:val="center" w:leader="none" w:pos="4320"/>
+                <w:tab w:val="right" w:leader="none" w:pos="8640"/>
+              </w:tabs>
+              <w:spacing w:after="120" w:before="120" w:line="240" w:lineRule="auto"/>
+              <w:ind w:left="0" w:right="0" w:firstLine="0"/>
+              <w:jc w:val="center"/>
+              <w:rPr>
+                <w:rFonts w:ascii="Arial" w:cs="Arial" w:eastAsia="Arial" w:hAnsi="Arial"/>
+                <w:b w:val="1"/>
+                <w:bCs w:val="1"/>
+                <w:i w:val="0"/>
+                <w:iCs w:val="0"/>
+                <w:smallCaps w:val="0"/>
+                <w:strike w:val="0"/>
+                <w:sz w:val="20"/>
+                <w:szCs w:val="20"/>
+                <w:u w:val="none"/>
+                <w:shd w:fill="auto" w:val="clear"/>
+                <w:vertAlign w:val="baseline"/>
+              </w:rPr>
+            </w:pPr>
+            <w:r>
+              <w:rPr>
+                <w:rFonts w:ascii="Arial" w:cs="Arial" w:eastAsia="Arial" w:hAnsi="Arial"/>
+                <w:b w:val="1"/>
+                <w:bCs w:val="1"/>
+                <w:sz w:val="20"/>
+                <w:szCs w:val="20"/>
+                <w:rtl w:val="0"/>
+              </w:rPr>
+              <w:t xml:space="preserve">Progress</w:t>
+            </w:r>
+            <w:r>
+              <w:rPr>
+                <w:rtl w:val="0"/>
+              </w:rPr>
+            </w:r>
+          </w:p>
+        </w:tc>
       </w:tr>
       <w:tr>
         <w:trPr>
@@ -2071,6 +2282,61 @@
             </w:r>
           </w:p>
         </w:tc>
+        <w:tc>
+          <w:tcPr>
+            <w:vAlign w:val="top"/>
+          </w:tcPr>
+          <w:p>
+            <w:pPr>
+              <w:keepNext w:val="0"/>
+              <w:keepLines w:val="0"/>
+              <w:pageBreakBefore w:val="0"/>
+              <w:widowControl w:val="0"/>
+              <w:pBdr>
+                <w:top w:space="0" w:sz="0" w:val="nil"/>
+                <w:left w:space="0" w:sz="0" w:val="nil"/>
+                <w:bottom w:space="0" w:sz="0" w:val="nil"/>
+                <w:right w:space="0" w:sz="0" w:val="nil"/>
+                <w:between w:space="0" w:sz="0" w:val="nil"/>
+              </w:pBdr>
+              <w:shd w:fill="auto" w:val="clear"/>
+              <w:tabs>
+                <w:tab w:val="center" w:leader="none" w:pos="4320"/>
+                <w:tab w:val="right" w:leader="none" w:pos="8640"/>
+              </w:tabs>
+              <w:spacing w:after="120" w:before="120" w:line="240" w:lineRule="auto"/>
+              <w:ind w:left="0" w:right="0" w:firstLine="0"/>
+              <w:jc w:val="center"/>
+              <w:rPr>
+                <w:rFonts w:ascii="Times New Roman" w:cs="Times New Roman" w:eastAsia="Times New Roman" w:hAnsi="Times New Roman"/>
+                <w:b w:val="0"/>
+                <w:bCs w:val="0"/>
+                <w:i w:val="0"/>
+                <w:iCs w:val="0"/>
+                <w:smallCaps w:val="0"/>
+                <w:strike w:val="0"/>
+                <w:sz w:val="20"/>
+                <w:szCs w:val="20"/>
+                <w:u w:val="none"/>
+                <w:shd w:fill="auto" w:val="clear"/>
+                <w:vertAlign w:val="baseline"/>
+              </w:rPr>
+            </w:pPr>
+            <w:r>
+              <w:rPr>
+                <w:sz w:val="20"/>
+                <w:szCs w:val="20"/>
+                <w:rtl w:val="0"/>
+              </w:rPr>
+              <w:t xml:space="preserve">Done</w:t>
+            </w:r>
+            <w:r>
+              <w:rPr>
+                <w:rtl w:val="0"/>
+              </w:rPr>
+            </w:r>
+          </w:p>
+        </w:tc>
       </w:tr>
       <w:tr>
         <w:trPr>
@@ -2172,6 +2438,61 @@
             </w:r>
           </w:p>
         </w:tc>
+        <w:tc>
+          <w:tcPr>
+            <w:vAlign w:val="top"/>
+          </w:tcPr>
+          <w:p>
+            <w:pPr>
+              <w:keepNext w:val="0"/>
+              <w:keepLines w:val="0"/>
+              <w:pageBreakBefore w:val="0"/>
+              <w:widowControl w:val="0"/>
+              <w:pBdr>
+                <w:top w:space="0" w:sz="0" w:val="nil"/>
+                <w:left w:space="0" w:sz="0" w:val="nil"/>
+                <w:bottom w:space="0" w:sz="0" w:val="nil"/>
+                <w:right w:space="0" w:sz="0" w:val="nil"/>
+                <w:between w:space="0" w:sz="0" w:val="nil"/>
+              </w:pBdr>
+              <w:shd w:fill="auto" w:val="clear"/>
+              <w:tabs>
+                <w:tab w:val="center" w:leader="none" w:pos="4320"/>
+                <w:tab w:val="right" w:leader="none" w:pos="8640"/>
+              </w:tabs>
+              <w:spacing w:after="120" w:before="120" w:line="240" w:lineRule="auto"/>
+              <w:ind w:left="0" w:right="0" w:firstLine="0"/>
+              <w:jc w:val="center"/>
+              <w:rPr>
+                <w:rFonts w:ascii="Times New Roman" w:cs="Times New Roman" w:eastAsia="Times New Roman" w:hAnsi="Times New Roman"/>
+                <w:b w:val="0"/>
+                <w:bCs w:val="0"/>
+                <w:i w:val="0"/>
+                <w:iCs w:val="0"/>
+                <w:smallCaps w:val="0"/>
+                <w:strike w:val="0"/>
+                <w:sz w:val="20"/>
+                <w:szCs w:val="20"/>
+                <w:u w:val="none"/>
+                <w:shd w:fill="auto" w:val="clear"/>
+                <w:vertAlign w:val="baseline"/>
+              </w:rPr>
+            </w:pPr>
+            <w:r>
+              <w:rPr>
+                <w:sz w:val="20"/>
+                <w:szCs w:val="20"/>
+                <w:rtl w:val="0"/>
+              </w:rPr>
+              <w:t xml:space="preserve">Done</w:t>
+            </w:r>
+            <w:r>
+              <w:rPr>
+                <w:rtl w:val="0"/>
+              </w:rPr>
+            </w:r>
+          </w:p>
+        </w:tc>
       </w:tr>
       <w:tr>
         <w:trPr>
@@ -2273,6 +2594,61 @@
             </w:r>
           </w:p>
         </w:tc>
+        <w:tc>
+          <w:tcPr>
+            <w:vAlign w:val="top"/>
+          </w:tcPr>
+          <w:p>
+            <w:pPr>
+              <w:keepNext w:val="0"/>
+              <w:keepLines w:val="0"/>
+              <w:pageBreakBefore w:val="0"/>
+              <w:widowControl w:val="0"/>
+              <w:pBdr>
+                <w:top w:space="0" w:sz="0" w:val="nil"/>
+                <w:left w:space="0" w:sz="0" w:val="nil"/>
+                <w:bottom w:space="0" w:sz="0" w:val="nil"/>
+                <w:right w:space="0" w:sz="0" w:val="nil"/>
+                <w:between w:space="0" w:sz="0" w:val="nil"/>
+              </w:pBdr>
+              <w:shd w:fill="auto" w:val="clear"/>
+              <w:tabs>
+                <w:tab w:val="center" w:leader="none" w:pos="4320"/>
+                <w:tab w:val="right" w:leader="none" w:pos="8640"/>
+              </w:tabs>
+              <w:spacing w:after="120" w:before="120" w:line="240" w:lineRule="auto"/>
+              <w:ind w:left="0" w:right="0" w:firstLine="0"/>
+              <w:jc w:val="center"/>
+              <w:rPr>
+                <w:rFonts w:ascii="Times New Roman" w:cs="Times New Roman" w:eastAsia="Times New Roman" w:hAnsi="Times New Roman"/>
+                <w:b w:val="0"/>
+                <w:bCs w:val="0"/>
+                <w:i w:val="0"/>
+                <w:iCs w:val="0"/>
+                <w:smallCaps w:val="0"/>
+                <w:strike w:val="0"/>
+                <w:sz w:val="20"/>
+                <w:szCs w:val="20"/>
+                <w:u w:val="none"/>
+                <w:shd w:fill="auto" w:val="clear"/>
+                <w:vertAlign w:val="baseline"/>
+              </w:rPr>
+            </w:pPr>
+            <w:r>
+              <w:rPr>
+                <w:sz w:val="20"/>
+                <w:szCs w:val="20"/>
+                <w:rtl w:val="0"/>
+              </w:rPr>
+              <w:t xml:space="preserve">Done</w:t>
+            </w:r>
+            <w:r>
+              <w:rPr>
+                <w:rtl w:val="0"/>
+              </w:rPr>
+            </w:r>
+          </w:p>
+        </w:tc>
       </w:tr>
       <w:tr>
         <w:trPr>
@@ -2344,6 +2720,34 @@
               <w:rPr>
                 <w:rtl w:val="0"/>
               </w:rPr>
+            </w:r>
+          </w:p>
+        </w:tc>
+        <w:tc>
+          <w:tcPr>
+            <w:vAlign w:val="top"/>
+          </w:tcPr>
+          <w:p>
+            <w:pPr>
+              <w:widowControl w:val="0"/>
+              <w:tabs>
+                <w:tab w:val="center" w:leader="none" w:pos="4320"/>
+                <w:tab w:val="right" w:leader="none" w:pos="8640"/>
+              </w:tabs>
+              <w:spacing w:after="120" w:before="120" w:lineRule="auto"/>
+              <w:jc w:val="center"/>
+              <w:rPr>
+                <w:sz w:val="20"/>
+                <w:szCs w:val="20"/>
+              </w:rPr>
+            </w:pPr>
+            <w:r>
+              <w:rPr>
+                <w:sz w:val="20"/>
+                <w:szCs w:val="20"/>
+                <w:rtl w:val="0"/>
+              </w:rPr>
+              <w:t xml:space="preserve">Done</w:t>
             </w:r>
           </w:p>
         </w:tc>
@@ -2418,6 +2822,31 @@
             </w:r>
           </w:p>
         </w:tc>
+        <w:tc>
+          <w:tcPr>
+            <w:vAlign w:val="top"/>
+          </w:tcPr>
+          <w:p>
+            <w:pPr>
+              <w:widowControl w:val="0"/>
+              <w:tabs>
+                <w:tab w:val="center" w:leader="none" w:pos="4320"/>
+                <w:tab w:val="right" w:leader="none" w:pos="8640"/>
+              </w:tabs>
+              <w:spacing w:after="120" w:before="120" w:lineRule="auto"/>
+              <w:jc w:val="center"/>
+              <w:rPr>
+                <w:sz w:val="20"/>
+                <w:szCs w:val="20"/>
+              </w:rPr>
+            </w:pPr>
+            <w:r>
+              <w:rPr>
+                <w:rtl w:val="0"/>
+              </w:rPr>
+            </w:r>
+          </w:p>
+        </w:tc>
       </w:tr>
       <w:tr>
         <w:trPr>
@@ -2470,6 +2899,31 @@
             </w:r>
           </w:p>
         </w:tc>
+        <w:tc>
+          <w:tcPr>
+            <w:vAlign w:val="top"/>
+          </w:tcPr>
+          <w:p>
+            <w:pPr>
+              <w:widowControl w:val="0"/>
+              <w:tabs>
+                <w:tab w:val="center" w:leader="none" w:pos="4320"/>
+                <w:tab w:val="right" w:leader="none" w:pos="8640"/>
+              </w:tabs>
+              <w:spacing w:after="120" w:before="120" w:lineRule="auto"/>
+              <w:jc w:val="center"/>
+              <w:rPr>
+                <w:sz w:val="20"/>
+                <w:szCs w:val="20"/>
+              </w:rPr>
+            </w:pPr>
+            <w:r>
+              <w:rPr>
+                <w:rtl w:val="0"/>
+              </w:rPr>
+            </w:r>
+          </w:p>
+        </w:tc>
       </w:tr>
     </w:tbl>
     <w:p>
@@ -2727,12 +3181,12 @@
             <wp:extent cx="3753167" cy="4972050"/>
             <wp:effectExtent b="0" l="0" r="0" t="0"/>
             <wp:wrapTopAndBottom distB="114300" distT="114300"/>
-            <wp:docPr id="1" name="image2.png"/>
+            <wp:docPr id="1" name="image3.png"/>
             <a:graphic>
               <a:graphicData uri="http://schemas.openxmlformats.org/drawingml/2006/picture">
                 <pic:pic>
                   <pic:nvPicPr>
-                    <pic:cNvPr id="0" name="image2.png"/>
+                    <pic:cNvPr id="0" name="image3.png"/>
                     <pic:cNvPicPr preferRelativeResize="0"/>
                   </pic:nvPicPr>
                   <pic:blipFill>
@@ -3069,12 +3523,12 @@
           <wp:inline distB="114300" distT="114300" distL="114300" distR="114300">
             <wp:extent cx="5760410" cy="2755900"/>
             <wp:effectExtent b="0" l="0" r="0" t="0"/>
-            <wp:docPr id="2" name="image4.png"/>
+            <wp:docPr id="2" name="image2.png"/>
             <a:graphic>
               <a:graphicData uri="http://schemas.openxmlformats.org/drawingml/2006/picture">
                 <pic:pic>
                   <pic:nvPicPr>
-                    <pic:cNvPr id="0" name="image4.png"/>
+                    <pic:cNvPr id="0" name="image2.png"/>
                     <pic:cNvPicPr preferRelativeResize="0"/>
                   </pic:nvPicPr>
                   <pic:blipFill>
@@ -3226,7 +3680,7 @@
         <w:keepNext w:val="1"/>
         <w:numPr>
           <w:ilvl w:val="0"/>
-          <w:numId w:val="2"/>
+          <w:numId w:val="3"/>
         </w:numPr>
         <w:spacing w:after="0" w:afterAutospacing="0" w:before="240" w:lineRule="auto"/>
         <w:ind w:left="720" w:hanging="360"/>
@@ -3244,7 +3698,7 @@
         <w:keepNext w:val="1"/>
         <w:numPr>
           <w:ilvl w:val="0"/>
-          <w:numId w:val="2"/>
+          <w:numId w:val="3"/>
         </w:numPr>
         <w:spacing w:after="0" w:afterAutospacing="0" w:before="0" w:beforeAutospacing="0" w:lineRule="auto"/>
         <w:ind w:left="720" w:hanging="360"/>
@@ -3262,7 +3716,7 @@
         <w:keepNext w:val="1"/>
         <w:numPr>
           <w:ilvl w:val="0"/>
-          <w:numId w:val="2"/>
+          <w:numId w:val="3"/>
         </w:numPr>
         <w:spacing w:after="0" w:afterAutospacing="0" w:before="0" w:beforeAutospacing="0" w:lineRule="auto"/>
         <w:ind w:left="720" w:hanging="360"/>
@@ -3280,7 +3734,7 @@
         <w:keepNext w:val="1"/>
         <w:numPr>
           <w:ilvl w:val="0"/>
-          <w:numId w:val="2"/>
+          <w:numId w:val="3"/>
         </w:numPr>
         <w:spacing w:after="240" w:before="0" w:beforeAutospacing="0" w:lineRule="auto"/>
         <w:ind w:left="720" w:hanging="360"/>
@@ -3319,7 +3773,7 @@
         <w:keepNext w:val="1"/>
         <w:numPr>
           <w:ilvl w:val="0"/>
-          <w:numId w:val="11"/>
+          <w:numId w:val="14"/>
         </w:numPr>
         <w:spacing w:after="0" w:afterAutospacing="0" w:before="240" w:lineRule="auto"/>
         <w:ind w:left="720" w:hanging="360"/>
@@ -3345,7 +3799,7 @@
         <w:keepNext w:val="1"/>
         <w:numPr>
           <w:ilvl w:val="0"/>
-          <w:numId w:val="11"/>
+          <w:numId w:val="14"/>
         </w:numPr>
         <w:spacing w:after="0" w:afterAutospacing="0" w:before="0" w:beforeAutospacing="0" w:lineRule="auto"/>
         <w:ind w:left="720" w:hanging="360"/>
@@ -3371,7 +3825,7 @@
         <w:keepNext w:val="1"/>
         <w:numPr>
           <w:ilvl w:val="0"/>
-          <w:numId w:val="11"/>
+          <w:numId w:val="14"/>
         </w:numPr>
         <w:spacing w:after="0" w:afterAutospacing="0" w:before="0" w:beforeAutospacing="0" w:lineRule="auto"/>
         <w:ind w:left="720" w:hanging="360"/>
@@ -3397,7 +3851,7 @@
         <w:keepNext w:val="1"/>
         <w:numPr>
           <w:ilvl w:val="0"/>
-          <w:numId w:val="11"/>
+          <w:numId w:val="14"/>
         </w:numPr>
         <w:spacing w:after="240" w:before="0" w:beforeAutospacing="0" w:lineRule="auto"/>
         <w:ind w:left="720" w:hanging="360"/>
@@ -3456,7 +3910,7 @@
       <w:pPr>
         <w:numPr>
           <w:ilvl w:val="0"/>
-          <w:numId w:val="8"/>
+          <w:numId w:val="10"/>
         </w:numPr>
         <w:ind w:left="720" w:hanging="360"/>
         <w:rPr/>
@@ -3472,7 +3926,7 @@
       <w:pPr>
         <w:numPr>
           <w:ilvl w:val="0"/>
-          <w:numId w:val="8"/>
+          <w:numId w:val="10"/>
         </w:numPr>
         <w:ind w:left="720" w:hanging="360"/>
         <w:rPr/>
@@ -3488,7 +3942,7 @@
       <w:pPr>
         <w:numPr>
           <w:ilvl w:val="0"/>
-          <w:numId w:val="8"/>
+          <w:numId w:val="10"/>
         </w:numPr>
         <w:ind w:left="720" w:hanging="360"/>
         <w:rPr/>
@@ -3504,7 +3958,7 @@
       <w:pPr>
         <w:numPr>
           <w:ilvl w:val="0"/>
-          <w:numId w:val="8"/>
+          <w:numId w:val="10"/>
         </w:numPr>
         <w:ind w:left="720" w:hanging="360"/>
         <w:rPr/>
@@ -3586,12 +4040,12 @@
             <wp:extent cx="3472185" cy="2249189"/>
             <wp:effectExtent b="0" l="0" r="0" t="0"/>
             <wp:wrapTopAndBottom distB="114300" distT="114300"/>
-            <wp:docPr id="3" name="image3.png"/>
+            <wp:docPr id="3" name="image4.png"/>
             <a:graphic>
               <a:graphicData uri="http://schemas.openxmlformats.org/drawingml/2006/picture">
                 <pic:pic>
                   <pic:nvPicPr>
-                    <pic:cNvPr id="0" name="image3.png"/>
+                    <pic:cNvPr id="0" name="image4.png"/>
                     <pic:cNvPicPr preferRelativeResize="0"/>
                   </pic:nvPicPr>
                   <pic:blipFill>
@@ -3676,7 +4130,7 @@
         <w:keepNext w:val="1"/>
         <w:numPr>
           <w:ilvl w:val="0"/>
-          <w:numId w:val="5"/>
+          <w:numId w:val="6"/>
         </w:numPr>
         <w:spacing w:after="240" w:before="240" w:lineRule="auto"/>
         <w:ind w:left="720" w:hanging="360"/>
@@ -3705,6 +4159,278 @@
           <w:rtl w:val="0"/>
         </w:rPr>
         <w:t xml:space="preserve">This design item describes the integration of speech recognition into the mobile application using Expo and an external speech recognition library. The feature allows users to control the Interactive House system using spoken commands instead of manual text input.</w:t>
+      </w:r>
+    </w:p>
+    <w:p>
+      <w:pPr>
+        <w:keepNext w:val="1"/>
+        <w:numPr>
+          <w:ilvl w:val="0"/>
+          <w:numId w:val="8"/>
+        </w:numPr>
+        <w:spacing w:after="240" w:before="240" w:lineRule="auto"/>
+        <w:ind w:left="720" w:hanging="360"/>
+        <w:rPr>
+          <w:b w:val="1"/>
+          <w:bCs w:val="1"/>
+        </w:rPr>
+      </w:pPr>
+      <w:r>
+        <w:rPr>
+          <w:b w:val="1"/>
+          <w:bCs w:val="1"/>
+          <w:rtl w:val="0"/>
+        </w:rPr>
+        <w:t xml:space="preserve">Technology and Build Configuration</w:t>
+      </w:r>
+    </w:p>
+    <w:p>
+      <w:pPr>
+        <w:keepNext w:val="1"/>
+        <w:spacing w:after="240" w:before="240" w:lineRule="auto"/>
+        <w:rPr/>
+      </w:pPr>
+      <w:r>
+        <w:rPr>
+          <w:rtl w:val="0"/>
+        </w:rPr>
+        <w:t xml:space="preserve">The speech recognition functionality requires native device capabilities that are not available in the standard Expo Go environment. Therefore, a custom Expo development build was created to support the external speech recognition library and enable microphone access and real-time voice processing.</w:t>
+      </w:r>
+    </w:p>
+    <w:p>
+      <w:pPr>
+        <w:keepNext w:val="1"/>
+        <w:numPr>
+          <w:ilvl w:val="0"/>
+          <w:numId w:val="4"/>
+        </w:numPr>
+        <w:spacing w:after="240" w:before="240" w:lineRule="auto"/>
+        <w:ind w:left="720" w:hanging="360"/>
+        <w:rPr>
+          <w:b w:val="1"/>
+          <w:bCs w:val="1"/>
+        </w:rPr>
+      </w:pPr>
+      <w:r>
+        <w:rPr>
+          <w:b w:val="1"/>
+          <w:bCs w:val="1"/>
+          <w:rtl w:val="0"/>
+        </w:rPr>
+        <w:t xml:space="preserve">Architecture Integration</w:t>
+      </w:r>
+    </w:p>
+    <w:p>
+      <w:pPr>
+        <w:keepNext w:val="1"/>
+        <w:spacing w:after="240" w:before="240" w:lineRule="auto"/>
+        <w:rPr/>
+      </w:pPr>
+      <w:r>
+        <w:rPr>
+          <w:rtl w:val="0"/>
+        </w:rPr>
+        <w:t xml:space="preserve">The speech recognition module is implemented as a dedicated screen (tab) within the mobile application. The module interacts with the existing navigation and AI chat system.</w:t>
+      </w:r>
+    </w:p>
+    <w:p>
+      <w:pPr>
+        <w:keepNext w:val="1"/>
+        <w:spacing w:after="240" w:before="240" w:lineRule="auto"/>
+        <w:rPr/>
+      </w:pPr>
+      <w:r>
+        <w:rPr>
+          <w:rtl w:val="0"/>
+        </w:rPr>
+      </w:r>
+    </w:p>
+    <w:p>
+      <w:pPr>
+        <w:keepNext w:val="1"/>
+        <w:spacing w:after="240" w:before="240" w:lineRule="auto"/>
+        <w:rPr/>
+      </w:pPr>
+      <w:r>
+        <w:rPr>
+          <w:rtl w:val="0"/>
+        </w:rPr>
+        <w:t xml:space="preserve">The interaction flow is:</w:t>
+      </w:r>
+    </w:p>
+    <w:p>
+      <w:pPr>
+        <w:keepNext w:val="1"/>
+        <w:spacing w:after="240" w:before="240" w:lineRule="auto"/>
+        <w:rPr/>
+      </w:pPr>
+      <w:r>
+        <w:rPr>
+          <w:rtl w:val="0"/>
+        </w:rPr>
+        <w:t xml:space="preserve">1. The user opens the Speech Recognition tab.</w:t>
+      </w:r>
+    </w:p>
+    <w:p>
+      <w:pPr>
+        <w:keepNext w:val="1"/>
+        <w:spacing w:after="240" w:before="240" w:lineRule="auto"/>
+        <w:rPr/>
+      </w:pPr>
+      <w:r>
+        <w:rPr>
+          <w:rtl w:val="0"/>
+        </w:rPr>
+        <w:t xml:space="preserve">2. The user activates the microphone using the UI control.</w:t>
+      </w:r>
+    </w:p>
+    <w:p>
+      <w:pPr>
+        <w:keepNext w:val="1"/>
+        <w:spacing w:after="240" w:before="240" w:lineRule="auto"/>
+        <w:rPr/>
+      </w:pPr>
+      <w:r>
+        <w:rPr>
+          <w:rtl w:val="0"/>
+        </w:rPr>
+        <w:t xml:space="preserve">3. Spoken input is captured and converted into text using the speech recognition library.</w:t>
+      </w:r>
+    </w:p>
+    <w:p>
+      <w:pPr>
+        <w:keepNext w:val="1"/>
+        <w:spacing w:after="240" w:before="240" w:lineRule="auto"/>
+        <w:rPr/>
+      </w:pPr>
+      <w:r>
+        <w:rPr>
+          <w:rtl w:val="0"/>
+        </w:rPr>
+        <w:t xml:space="preserve">4. The recognized text is displayed and forwarded to the backend AI API. (Future feature)</w:t>
+      </w:r>
+    </w:p>
+    <w:p>
+      <w:pPr>
+        <w:keepNext w:val="1"/>
+        <w:spacing w:after="240" w:before="240" w:lineRule="auto"/>
+        <w:rPr/>
+      </w:pPr>
+      <w:r>
+        <w:rPr>
+          <w:rtl w:val="0"/>
+        </w:rPr>
+        <w:t xml:space="preserve">5. The backend processes the command and returns a response.(Future feature)</w:t>
+      </w:r>
+    </w:p>
+    <w:p>
+      <w:pPr>
+        <w:keepNext w:val="1"/>
+        <w:spacing w:after="240" w:before="240" w:lineRule="auto"/>
+        <w:rPr/>
+      </w:pPr>
+      <w:r>
+        <w:rPr>
+          <w:rtl w:val="0"/>
+        </w:rPr>
+        <w:t xml:space="preserve">The application navigates to the relevant screen or updates the system state based on the interpreted command. </w:t>
+      </w:r>
+    </w:p>
+    <w:p>
+      <w:pPr>
+        <w:keepNext w:val="1"/>
+        <w:numPr>
+          <w:ilvl w:val="0"/>
+          <w:numId w:val="2"/>
+        </w:numPr>
+        <w:spacing w:after="240" w:before="240" w:lineRule="auto"/>
+        <w:ind w:left="720" w:hanging="360"/>
+        <w:rPr>
+          <w:b w:val="1"/>
+          <w:bCs w:val="1"/>
+        </w:rPr>
+      </w:pPr>
+      <w:r>
+        <w:rPr>
+          <w:b w:val="1"/>
+          <w:bCs w:val="1"/>
+          <w:rtl w:val="0"/>
+        </w:rPr>
+        <w:t xml:space="preserve">Navigation Integration</w:t>
+      </w:r>
+    </w:p>
+    <w:p>
+      <w:pPr>
+        <w:keepNext w:val="1"/>
+        <w:spacing w:after="240" w:before="240" w:lineRule="auto"/>
+        <w:rPr/>
+      </w:pPr>
+      <w:r>
+        <w:rPr>
+          <w:rtl w:val="0"/>
+        </w:rPr>
+        <w:t xml:space="preserve">Speech recognition can trigger navigation between different screens in the application. This allows users to move between system features using voice commands, improving accessibility and interaction efficiency.</w:t>
+      </w:r>
+    </w:p>
+    <w:p>
+      <w:pPr>
+        <w:keepNext w:val="1"/>
+        <w:numPr>
+          <w:ilvl w:val="0"/>
+          <w:numId w:val="15"/>
+        </w:numPr>
+        <w:spacing w:after="240" w:before="240" w:lineRule="auto"/>
+        <w:ind w:left="720" w:hanging="360"/>
+        <w:rPr>
+          <w:b w:val="1"/>
+          <w:bCs w:val="1"/>
+        </w:rPr>
+      </w:pPr>
+      <w:r>
+        <w:rPr>
+          <w:b w:val="1"/>
+          <w:bCs w:val="1"/>
+          <w:rtl w:val="0"/>
+        </w:rPr>
+        <w:t xml:space="preserve">Global floating voice control interface</w:t>
+      </w:r>
+    </w:p>
+    <w:p>
+      <w:pPr>
+        <w:keepNext w:val="1"/>
+        <w:spacing w:after="240" w:before="240" w:lineRule="auto"/>
+        <w:rPr/>
+      </w:pPr>
+      <w:r>
+        <w:rPr>
+          <w:rtl w:val="0"/>
+        </w:rPr>
+        <w:t xml:space="preserve">The speech system was full redesigned and the dedicated speech screen was removed and replaced with a persistent floating voice control component.</w:t>
+      </w:r>
+    </w:p>
+    <w:p>
+      <w:pPr>
+        <w:keepNext w:val="1"/>
+        <w:spacing w:after="240" w:before="240" w:lineRule="auto"/>
+        <w:rPr/>
+      </w:pPr>
+      <w:r>
+        <w:rPr>
+          <w:rtl w:val="0"/>
+        </w:rPr>
+        <w:t xml:space="preserve">The floating voice control icon stays attached across all screens and follows the user interface during navigation and scrolling. This makes sure that voice interaction is always available without requiring the user to manually open a specific feature tab.</w:t>
+      </w:r>
+    </w:p>
+    <w:p>
+      <w:pPr>
+        <w:keepNext w:val="1"/>
+        <w:spacing w:after="240" w:before="240" w:lineRule="auto"/>
+        <w:rPr/>
+      </w:pPr>
+      <w:r>
+        <w:rPr>
+          <w:rtl w:val="0"/>
+        </w:rPr>
       </w:r>
     </w:p>
     <w:p>
@@ -3717,30 +4443,144 @@
         <w:spacing w:after="240" w:before="240" w:lineRule="auto"/>
         <w:ind w:left="720" w:hanging="360"/>
         <w:rPr>
+          <w:u w:val="none"/>
+        </w:rPr>
+      </w:pPr>
+      <w:r>
+        <w:rPr>
+          <w:rtl w:val="0"/>
+        </w:rPr>
+        <w:t xml:space="preserve">I</w:t>
+      </w:r>
+      <w:r>
+        <w:rPr>
           <w:b w:val="1"/>
           <w:bCs w:val="1"/>
-        </w:rPr>
-      </w:pPr>
-      <w:r>
+          <w:rtl w:val="0"/>
+        </w:rPr>
+        <w:t xml:space="preserve">mplementation</w:t>
+      </w:r>
+      <w:r>
+        <w:rPr>
+          <w:rtl w:val="0"/>
+        </w:rPr>
+      </w:r>
+    </w:p>
+    <w:p>
+      <w:pPr>
+        <w:keepNext w:val="1"/>
+        <w:spacing w:after="240" w:before="240" w:lineRule="auto"/>
+        <w:rPr/>
+      </w:pPr>
+      <w:r>
+        <w:rPr>
+          <w:rtl w:val="0"/>
+        </w:rPr>
+        <w:t xml:space="preserve">The floating component is implemented at the application root level so that it remains active regardless of the currently displayed screen. The icon maintains a fixed overlay position above the main interface while allowing the user to continue interacting with the rest of the application.</w:t>
+      </w:r>
+    </w:p>
+    <w:p>
+      <w:pPr>
+        <w:keepNext w:val="1"/>
+        <w:spacing w:after="240" w:before="240" w:lineRule="auto"/>
+        <w:rPr/>
+      </w:pPr>
+      <w:r>
+        <w:rPr>
+          <w:rtl w:val="0"/>
+        </w:rPr>
+      </w:r>
+    </w:p>
+    <w:p>
+      <w:pPr>
+        <w:keepNext w:val="1"/>
+        <w:numPr>
+          <w:ilvl w:val="0"/>
+          <w:numId w:val="5"/>
+        </w:numPr>
+        <w:spacing w:after="240" w:before="240" w:lineRule="auto"/>
+        <w:ind w:left="720" w:hanging="360"/>
         <w:rPr>
           <w:b w:val="1"/>
           <w:bCs w:val="1"/>
-          <w:rtl w:val="0"/>
-        </w:rPr>
-        <w:t xml:space="preserve">Technology and Build Configuration</w:t>
-      </w:r>
-    </w:p>
-    <w:p>
-      <w:pPr>
-        <w:keepNext w:val="1"/>
-        <w:spacing w:after="240" w:before="240" w:lineRule="auto"/>
-        <w:rPr/>
-      </w:pPr>
-      <w:r>
-        <w:rPr>
-          <w:rtl w:val="0"/>
-        </w:rPr>
-        <w:t xml:space="preserve">The speech recognition functionality requires native device capabilities that are not available in the standard Expo Go environment. Therefore, a custom Expo development build was created to support the external speech recognition library and enable microphone access and real-time voice processing.</w:t>
+        </w:rPr>
+      </w:pPr>
+      <w:r>
+        <w:rPr>
+          <w:b w:val="1"/>
+          <w:bCs w:val="1"/>
+          <w:rtl w:val="0"/>
+        </w:rPr>
+        <w:t xml:space="preserve">Interaction Flow</w:t>
+      </w:r>
+      <w:r>
+        <w:rPr>
+          <w:rtl w:val="0"/>
+        </w:rPr>
+      </w:r>
+    </w:p>
+    <w:p>
+      <w:pPr>
+        <w:keepNext w:val="1"/>
+        <w:spacing w:after="240" w:before="240" w:lineRule="auto"/>
+        <w:rPr/>
+      </w:pPr>
+      <w:r>
+        <w:rPr>
+          <w:rtl w:val="0"/>
+        </w:rPr>
+        <w:t xml:space="preserve">1. The user activates the floating microphone icon.</w:t>
+      </w:r>
+    </w:p>
+    <w:p>
+      <w:pPr>
+        <w:keepNext w:val="1"/>
+        <w:spacing w:after="240" w:before="240" w:lineRule="auto"/>
+        <w:rPr/>
+      </w:pPr>
+      <w:r>
+        <w:rPr>
+          <w:rtl w:val="0"/>
+        </w:rPr>
+        <w:t xml:space="preserve">2. The application captures spoken input using the speech recognition module.</w:t>
+      </w:r>
+    </w:p>
+    <w:p>
+      <w:pPr>
+        <w:keepNext w:val="1"/>
+        <w:spacing w:after="240" w:before="240" w:lineRule="auto"/>
+        <w:rPr/>
+      </w:pPr>
+      <w:r>
+        <w:rPr>
+          <w:rtl w:val="0"/>
+        </w:rPr>
+        <w:t xml:space="preserve">3. The speech input is converted into text commands.</w:t>
+      </w:r>
+    </w:p>
+    <w:p>
+      <w:pPr>
+        <w:keepNext w:val="1"/>
+        <w:spacing w:after="240" w:before="240" w:lineRule="auto"/>
+        <w:rPr/>
+      </w:pPr>
+      <w:r>
+        <w:rPr>
+          <w:rtl w:val="0"/>
+        </w:rPr>
+        <w:t xml:space="preserve">4. The system interprets the command and triggers the corresponding UI interaction.</w:t>
+      </w:r>
+    </w:p>
+    <w:p>
+      <w:pPr>
+        <w:keepNext w:val="1"/>
+        <w:spacing w:after="240" w:before="240" w:lineRule="auto"/>
+        <w:rPr/>
+      </w:pPr>
+      <w:r>
+        <w:rPr>
+          <w:rtl w:val="0"/>
+        </w:rPr>
       </w:r>
     </w:p>
     <w:p>
@@ -3748,13 +4588,14 @@
         <w:keepNext w:val="1"/>
         <w:numPr>
           <w:ilvl w:val="0"/>
-          <w:numId w:val="3"/>
+          <w:numId w:val="13"/>
         </w:numPr>
         <w:spacing w:after="240" w:before="240" w:lineRule="auto"/>
         <w:ind w:left="720" w:hanging="360"/>
         <w:rPr>
           <w:b w:val="1"/>
           <w:bCs w:val="1"/>
+          <w:u w:val="none"/>
         </w:rPr>
       </w:pPr>
       <w:r>
@@ -3763,123 +4604,278 @@
           <w:bCs w:val="1"/>
           <w:rtl w:val="0"/>
         </w:rPr>
-        <w:t xml:space="preserve">Architecture Integration</w:t>
-      </w:r>
-    </w:p>
-    <w:p>
-      <w:pPr>
-        <w:keepNext w:val="1"/>
-        <w:spacing w:after="240" w:before="240" w:lineRule="auto"/>
-        <w:rPr/>
-      </w:pPr>
-      <w:r>
-        <w:rPr>
-          <w:rtl w:val="0"/>
-        </w:rPr>
-        <w:t xml:space="preserve">The speech recognition module is implemented as a dedicated screen (tab) within the mobile application. The module interacts with the existing navigation and AI chat system.</w:t>
-      </w:r>
-    </w:p>
-    <w:p>
-      <w:pPr>
-        <w:keepNext w:val="1"/>
-        <w:spacing w:after="240" w:before="240" w:lineRule="auto"/>
-        <w:rPr/>
-      </w:pPr>
-      <w:r>
-        <w:rPr>
-          <w:rtl w:val="0"/>
-        </w:rPr>
-      </w:r>
-    </w:p>
-    <w:p>
-      <w:pPr>
-        <w:keepNext w:val="1"/>
-        <w:spacing w:after="240" w:before="240" w:lineRule="auto"/>
-        <w:rPr/>
-      </w:pPr>
-      <w:r>
-        <w:rPr>
-          <w:rtl w:val="0"/>
-        </w:rPr>
-        <w:t xml:space="preserve">The interaction flow is:</w:t>
-      </w:r>
-    </w:p>
-    <w:p>
-      <w:pPr>
-        <w:keepNext w:val="1"/>
-        <w:spacing w:after="240" w:before="240" w:lineRule="auto"/>
-        <w:rPr/>
-      </w:pPr>
-      <w:r>
-        <w:rPr>
-          <w:rtl w:val="0"/>
-        </w:rPr>
-        <w:t xml:space="preserve">1. The user opens the Speech Recognition tab.</w:t>
-      </w:r>
-    </w:p>
-    <w:p>
-      <w:pPr>
-        <w:keepNext w:val="1"/>
-        <w:spacing w:after="240" w:before="240" w:lineRule="auto"/>
-        <w:rPr/>
-      </w:pPr>
-      <w:r>
-        <w:rPr>
-          <w:rtl w:val="0"/>
-        </w:rPr>
-        <w:t xml:space="preserve">2. The user activates the microphone using the UI control.</w:t>
-      </w:r>
-    </w:p>
-    <w:p>
-      <w:pPr>
-        <w:keepNext w:val="1"/>
-        <w:spacing w:after="240" w:before="240" w:lineRule="auto"/>
-        <w:rPr/>
-      </w:pPr>
-      <w:r>
-        <w:rPr>
-          <w:rtl w:val="0"/>
-        </w:rPr>
-        <w:t xml:space="preserve">3. Spoken input is captured and converted into text using the speech recognition library.</w:t>
-      </w:r>
-    </w:p>
-    <w:p>
-      <w:pPr>
-        <w:keepNext w:val="1"/>
-        <w:spacing w:after="240" w:before="240" w:lineRule="auto"/>
-        <w:rPr/>
-      </w:pPr>
-      <w:r>
-        <w:rPr>
-          <w:rtl w:val="0"/>
-        </w:rPr>
-        <w:t xml:space="preserve">4. The recognized text is displayed and forwarded to the backend AI API. (Future feature)</w:t>
-      </w:r>
-    </w:p>
-    <w:p>
-      <w:pPr>
-        <w:keepNext w:val="1"/>
-        <w:spacing w:after="240" w:before="240" w:lineRule="auto"/>
-        <w:rPr/>
-      </w:pPr>
-      <w:r>
-        <w:rPr>
-          <w:rtl w:val="0"/>
-        </w:rPr>
-        <w:t xml:space="preserve">5. The backend processes the command and returns a response.(Future feature)</w:t>
-      </w:r>
-    </w:p>
-    <w:p>
-      <w:pPr>
-        <w:keepNext w:val="1"/>
-        <w:spacing w:after="240" w:before="240" w:lineRule="auto"/>
-        <w:rPr/>
-      </w:pPr>
-      <w:r>
-        <w:rPr>
-          <w:rtl w:val="0"/>
-        </w:rPr>
-        <w:t xml:space="preserve">The application navigates to the relevant screen or updates the system state based on the interpreted command. </w:t>
+        <w:t xml:space="preserve">UI Control Integration</w:t>
+      </w:r>
+      <w:r>
+        <w:rPr>
+          <w:rtl w:val="0"/>
+        </w:rPr>
+      </w:r>
+    </w:p>
+    <w:p>
+      <w:pPr>
+        <w:keepNext w:val="1"/>
+        <w:spacing w:after="240" w:before="240" w:lineRule="auto"/>
+        <w:rPr/>
+      </w:pPr>
+      <w:r>
+        <w:rPr>
+          <w:rtl w:val="0"/>
+        </w:rPr>
+        <w:t xml:space="preserve">The speech recognition system is connected to existing interface controls including:</w:t>
+      </w:r>
+    </w:p>
+    <w:p>
+      <w:pPr>
+        <w:keepNext w:val="1"/>
+        <w:spacing w:after="240" w:before="240" w:lineRule="auto"/>
+        <w:rPr/>
+      </w:pPr>
+      <w:r>
+        <w:rPr>
+          <w:rtl w:val="0"/>
+        </w:rPr>
+        <w:t xml:space="preserve">• Door control buttons  </w:t>
+      </w:r>
+    </w:p>
+    <w:p>
+      <w:pPr>
+        <w:keepNext w:val="1"/>
+        <w:spacing w:after="240" w:before="240" w:lineRule="auto"/>
+        <w:rPr/>
+      </w:pPr>
+      <w:r>
+        <w:rPr>
+          <w:rtl w:val="0"/>
+        </w:rPr>
+        <w:t xml:space="preserve">• Window control buttons  </w:t>
+      </w:r>
+    </w:p>
+    <w:p>
+      <w:pPr>
+        <w:keepNext w:val="1"/>
+        <w:spacing w:after="240" w:before="240" w:lineRule="auto"/>
+        <w:rPr/>
+      </w:pPr>
+      <w:r>
+        <w:rPr>
+          <w:rtl w:val="0"/>
+        </w:rPr>
+        <w:t xml:space="preserve">• Ventilation and device toggles  </w:t>
+      </w:r>
+    </w:p>
+    <w:p>
+      <w:pPr>
+        <w:keepNext w:val="1"/>
+        <w:spacing w:after="240" w:before="240" w:lineRule="auto"/>
+        <w:rPr/>
+      </w:pPr>
+      <w:r>
+        <w:rPr>
+          <w:rtl w:val="0"/>
+        </w:rPr>
+        <w:t xml:space="preserve">• Sliders and adjustable controls</w:t>
+      </w:r>
+    </w:p>
+    <w:p>
+      <w:pPr>
+        <w:keepNext w:val="1"/>
+        <w:spacing w:after="240" w:before="240" w:lineRule="auto"/>
+        <w:rPr/>
+      </w:pPr>
+      <w:r>
+        <w:rPr>
+          <w:rtl w:val="0"/>
+        </w:rPr>
+        <w:t xml:space="preserve">Voice commands trigger the same underlying functions used by the UI controls. This ensures consistent behavior between manual interaction and speech-based interaction.</w:t>
+      </w:r>
+    </w:p>
+    <w:p>
+      <w:pPr>
+        <w:keepNext w:val="1"/>
+        <w:spacing w:after="240" w:before="240" w:lineRule="auto"/>
+        <w:rPr/>
+      </w:pPr>
+      <w:r>
+        <w:rPr>
+          <w:rtl w:val="0"/>
+        </w:rPr>
+      </w:r>
+    </w:p>
+    <w:p>
+      <w:pPr>
+        <w:keepNext w:val="1"/>
+        <w:spacing w:after="240" w:before="240" w:lineRule="auto"/>
+        <w:rPr/>
+      </w:pPr>
+      <w:r>
+        <w:rPr>
+          <w:rtl w:val="0"/>
+        </w:rPr>
+      </w:r>
+    </w:p>
+    <w:p>
+      <w:pPr>
+        <w:keepNext w:val="1"/>
+        <w:spacing w:after="240" w:before="240" w:lineRule="auto"/>
+        <w:rPr/>
+      </w:pPr>
+      <w:r>
+        <w:rPr>
+          <w:b w:val="1"/>
+          <w:bCs w:val="1"/>
+          <w:rtl w:val="0"/>
+        </w:rPr>
+        <w:t xml:space="preserve">D6 – Web application testing strategy for device-control integration</w:t>
+        <w:br w:type="textWrapping"/>
+      </w:r>
+      <w:r>
+        <w:rPr>
+          <w:rtl w:val="0"/>
+        </w:rPr>
+        <w:t xml:space="preserve"> This design item describes how the web application will be verified during the current sprint. The testing focus is the interaction path between the web user interface, Firebase Authentication, Firestore, and the device state representation used by the project.</w:t>
+      </w:r>
+    </w:p>
+    <w:p>
+      <w:pPr>
+        <w:keepNext w:val="1"/>
+        <w:spacing w:after="240" w:before="240" w:lineRule="auto"/>
+        <w:rPr/>
+      </w:pPr>
+      <w:r>
+        <w:rPr>
+          <w:rtl w:val="0"/>
+        </w:rPr>
+        <w:t xml:space="preserve">The verification strategy includes:</w:t>
+      </w:r>
+    </w:p>
+    <w:p>
+      <w:pPr>
+        <w:keepNext w:val="1"/>
+        <w:numPr>
+          <w:ilvl w:val="0"/>
+          <w:numId w:val="12"/>
+        </w:numPr>
+        <w:spacing w:after="0" w:afterAutospacing="0" w:before="240" w:lineRule="auto"/>
+        <w:ind w:left="720" w:hanging="360"/>
+      </w:pPr>
+      <w:r>
+        <w:rPr>
+          <w:rtl w:val="0"/>
+        </w:rPr>
+        <w:t xml:space="preserve">manual testing of login and signup validation</w:t>
+        <w:br w:type="textWrapping"/>
+      </w:r>
+    </w:p>
+    <w:p>
+      <w:pPr>
+        <w:keepNext w:val="1"/>
+        <w:numPr>
+          <w:ilvl w:val="0"/>
+          <w:numId w:val="12"/>
+        </w:numPr>
+        <w:spacing w:after="0" w:afterAutospacing="0" w:before="0" w:beforeAutospacing="0" w:lineRule="auto"/>
+        <w:ind w:left="720" w:hanging="360"/>
+      </w:pPr>
+      <w:r>
+        <w:rPr>
+          <w:rtl w:val="0"/>
+        </w:rPr>
+        <w:t xml:space="preserve">manual testing of navigation and guest access</w:t>
+        <w:br w:type="textWrapping"/>
+      </w:r>
+    </w:p>
+    <w:p>
+      <w:pPr>
+        <w:keepNext w:val="1"/>
+        <w:numPr>
+          <w:ilvl w:val="0"/>
+          <w:numId w:val="12"/>
+        </w:numPr>
+        <w:spacing w:after="0" w:afterAutospacing="0" w:before="0" w:beforeAutospacing="0" w:lineRule="auto"/>
+        <w:ind w:left="720" w:hanging="360"/>
+      </w:pPr>
+      <w:r>
+        <w:rPr>
+          <w:rtl w:val="0"/>
+        </w:rPr>
+        <w:t xml:space="preserve">verification of Firestore-backed device toggles</w:t>
+        <w:br w:type="textWrapping"/>
+      </w:r>
+    </w:p>
+    <w:p>
+      <w:pPr>
+        <w:keepNext w:val="1"/>
+        <w:numPr>
+          <w:ilvl w:val="0"/>
+          <w:numId w:val="12"/>
+        </w:numPr>
+        <w:spacing w:after="0" w:afterAutospacing="0" w:before="0" w:beforeAutospacing="0" w:lineRule="auto"/>
+        <w:ind w:left="720" w:hanging="360"/>
+      </w:pPr>
+      <w:r>
+        <w:rPr>
+          <w:rtl w:val="0"/>
+        </w:rPr>
+        <w:t xml:space="preserve">verification of real-time synchronization through snapshot updates</w:t>
+        <w:br w:type="textWrapping"/>
+      </w:r>
+    </w:p>
+    <w:p>
+      <w:pPr>
+        <w:keepNext w:val="1"/>
+        <w:numPr>
+          <w:ilvl w:val="0"/>
+          <w:numId w:val="12"/>
+        </w:numPr>
+        <w:spacing w:after="240" w:before="0" w:beforeAutospacing="0" w:lineRule="auto"/>
+        <w:ind w:left="720" w:hanging="360"/>
+      </w:pPr>
+      <w:r>
+        <w:rPr>
+          <w:rtl w:val="0"/>
+        </w:rPr>
+        <w:t xml:space="preserve">defect logging and retesting after fixes</w:t>
+        <w:br w:type="textWrapping"/>
+      </w:r>
+    </w:p>
+    <w:p>
+      <w:pPr>
+        <w:keepNext w:val="1"/>
+        <w:spacing w:after="240" w:before="240" w:lineRule="auto"/>
+        <w:rPr/>
+      </w:pPr>
+      <w:r>
+        <w:rPr>
+          <w:rtl w:val="0"/>
+        </w:rPr>
+        <w:t xml:space="preserve">This strategy supports reliable integration between subgroup components and reduces the risk of hidden faults in the device-control workflow.</w:t>
+      </w:r>
+    </w:p>
+    <w:p>
+      <w:pPr>
+        <w:keepNext w:val="1"/>
+        <w:spacing w:after="240" w:before="240" w:lineRule="auto"/>
+        <w:rPr/>
+      </w:pPr>
+      <w:r>
+        <w:rPr>
+          <w:rtl w:val="0"/>
+        </w:rPr>
+        <w:t xml:space="preserve">Web Speech API Integration and Global State Management</w:t>
+      </w:r>
+    </w:p>
+    <w:p>
+      <w:pPr>
+        <w:keepNext w:val="1"/>
+        <w:spacing w:after="240" w:before="240" w:lineRule="auto"/>
+        <w:rPr/>
+      </w:pPr>
+      <w:r>
+        <w:rPr>
+          <w:rtl w:val="0"/>
+        </w:rPr>
+        <w:t xml:space="preserve">The speech recognition system was updated to use the browser based Web API. This allows speech processing to be handled directly within the web environment without requiring a custom development build.</w:t>
       </w:r>
     </w:p>
     <w:p>
@@ -3892,103 +4888,6 @@
         <w:spacing w:after="240" w:before="240" w:lineRule="auto"/>
         <w:ind w:left="720" w:hanging="360"/>
         <w:rPr>
-          <w:b w:val="1"/>
-          <w:bCs w:val="1"/>
-        </w:rPr>
-      </w:pPr>
-      <w:r>
-        <w:rPr>
-          <w:b w:val="1"/>
-          <w:bCs w:val="1"/>
-          <w:rtl w:val="0"/>
-        </w:rPr>
-        <w:t xml:space="preserve">Navigation Integration</w:t>
-      </w:r>
-    </w:p>
-    <w:p>
-      <w:pPr>
-        <w:keepNext w:val="1"/>
-        <w:spacing w:after="240" w:before="240" w:lineRule="auto"/>
-        <w:rPr/>
-      </w:pPr>
-      <w:r>
-        <w:rPr>
-          <w:rtl w:val="0"/>
-        </w:rPr>
-        <w:t xml:space="preserve">Speech recognition can trigger navigation between different screens in the application. This allows users to move between system features using voice commands, improving accessibility and interaction efficiency.</w:t>
-      </w:r>
-    </w:p>
-    <w:p>
-      <w:pPr>
-        <w:keepNext w:val="1"/>
-        <w:numPr>
-          <w:ilvl w:val="0"/>
-          <w:numId w:val="12"/>
-        </w:numPr>
-        <w:spacing w:after="240" w:before="240" w:lineRule="auto"/>
-        <w:ind w:left="720" w:hanging="360"/>
-        <w:rPr>
-          <w:b w:val="1"/>
-          <w:bCs w:val="1"/>
-        </w:rPr>
-      </w:pPr>
-      <w:r>
-        <w:rPr>
-          <w:b w:val="1"/>
-          <w:bCs w:val="1"/>
-          <w:rtl w:val="0"/>
-        </w:rPr>
-        <w:t xml:space="preserve">Global floating voice control interface</w:t>
-      </w:r>
-    </w:p>
-    <w:p>
-      <w:pPr>
-        <w:keepNext w:val="1"/>
-        <w:spacing w:after="240" w:before="240" w:lineRule="auto"/>
-        <w:rPr/>
-      </w:pPr>
-      <w:r>
-        <w:rPr>
-          <w:rtl w:val="0"/>
-        </w:rPr>
-        <w:t xml:space="preserve">The speech system was full redesigned and the dedicated speech screen was removed and replaced with a persistent floating voice control component.</w:t>
-      </w:r>
-    </w:p>
-    <w:p>
-      <w:pPr>
-        <w:keepNext w:val="1"/>
-        <w:spacing w:after="240" w:before="240" w:lineRule="auto"/>
-        <w:rPr/>
-      </w:pPr>
-      <w:r>
-        <w:rPr>
-          <w:rtl w:val="0"/>
-        </w:rPr>
-        <w:t xml:space="preserve">The floating voice control icon stays attached across all screens and follows the user interface during navigation and scrolling. This makes sure that voice interaction is always available without requiring the user to manually open a specific feature tab.</w:t>
-      </w:r>
-    </w:p>
-    <w:p>
-      <w:pPr>
-        <w:keepNext w:val="1"/>
-        <w:spacing w:after="240" w:before="240" w:lineRule="auto"/>
-        <w:rPr/>
-      </w:pPr>
-      <w:r>
-        <w:rPr>
-          <w:rtl w:val="0"/>
-        </w:rPr>
-      </w:r>
-    </w:p>
-    <w:p>
-      <w:pPr>
-        <w:keepNext w:val="1"/>
-        <w:numPr>
-          <w:ilvl w:val="0"/>
-          <w:numId w:val="6"/>
-        </w:numPr>
-        <w:spacing w:after="240" w:before="240" w:lineRule="auto"/>
-        <w:ind w:left="720" w:hanging="360"/>
-        <w:rPr>
           <w:u w:val="none"/>
         </w:rPr>
       </w:pPr>
@@ -3996,303 +4895,32 @@
         <w:rPr>
           <w:rtl w:val="0"/>
         </w:rPr>
-        <w:t xml:space="preserve">I</w:t>
-      </w:r>
-      <w:r>
-        <w:rPr>
-          <w:b w:val="1"/>
-          <w:bCs w:val="1"/>
-          <w:rtl w:val="0"/>
-        </w:rPr>
-        <w:t xml:space="preserve">mplementation</w:t>
-      </w:r>
-      <w:r>
-        <w:rPr>
-          <w:rtl w:val="0"/>
-        </w:rPr>
-      </w:r>
-    </w:p>
-    <w:p>
-      <w:pPr>
-        <w:keepNext w:val="1"/>
-        <w:spacing w:after="240" w:before="240" w:lineRule="auto"/>
-        <w:rPr/>
-      </w:pPr>
-      <w:r>
-        <w:rPr>
-          <w:rtl w:val="0"/>
-        </w:rPr>
-        <w:t xml:space="preserve">The floating component is implemented at the application root level so that it remains active regardless of the currently displayed screen. The icon maintains a fixed overlay position above the main interface while allowing the user to continue interacting with the rest of the application.</w:t>
-      </w:r>
-    </w:p>
-    <w:p>
-      <w:pPr>
-        <w:keepNext w:val="1"/>
-        <w:spacing w:after="240" w:before="240" w:lineRule="auto"/>
-        <w:rPr/>
-      </w:pPr>
-      <w:r>
-        <w:rPr>
-          <w:rtl w:val="0"/>
-        </w:rPr>
-      </w:r>
-    </w:p>
-    <w:p>
-      <w:pPr>
-        <w:keepNext w:val="1"/>
-        <w:numPr>
-          <w:ilvl w:val="0"/>
-          <w:numId w:val="4"/>
-        </w:numPr>
-        <w:spacing w:after="240" w:before="240" w:lineRule="auto"/>
-        <w:ind w:left="720" w:hanging="360"/>
-        <w:rPr>
-          <w:b w:val="1"/>
-          <w:bCs w:val="1"/>
-        </w:rPr>
-      </w:pPr>
-      <w:r>
-        <w:rPr>
-          <w:b w:val="1"/>
-          <w:bCs w:val="1"/>
-          <w:rtl w:val="0"/>
-        </w:rPr>
-        <w:t xml:space="preserve">Interaction Flow</w:t>
-      </w:r>
-      <w:r>
-        <w:rPr>
-          <w:rtl w:val="0"/>
-        </w:rPr>
-      </w:r>
-    </w:p>
-    <w:p>
-      <w:pPr>
-        <w:keepNext w:val="1"/>
-        <w:spacing w:after="240" w:before="240" w:lineRule="auto"/>
-        <w:rPr/>
-      </w:pPr>
-      <w:r>
-        <w:rPr>
-          <w:rtl w:val="0"/>
-        </w:rPr>
-        <w:t xml:space="preserve">1. The user activates the floating microphone icon.</w:t>
-      </w:r>
-    </w:p>
-    <w:p>
-      <w:pPr>
-        <w:keepNext w:val="1"/>
-        <w:spacing w:after="240" w:before="240" w:lineRule="auto"/>
-        <w:rPr/>
-      </w:pPr>
-      <w:r>
-        <w:rPr>
-          <w:rtl w:val="0"/>
-        </w:rPr>
-        <w:t xml:space="preserve">2. The application captures spoken input using the speech recognition module.</w:t>
-      </w:r>
-    </w:p>
-    <w:p>
-      <w:pPr>
-        <w:keepNext w:val="1"/>
-        <w:spacing w:after="240" w:before="240" w:lineRule="auto"/>
-        <w:rPr/>
-      </w:pPr>
-      <w:r>
-        <w:rPr>
-          <w:rtl w:val="0"/>
-        </w:rPr>
-        <w:t xml:space="preserve">3. The speech input is converted into text commands.</w:t>
-      </w:r>
-    </w:p>
-    <w:p>
-      <w:pPr>
-        <w:keepNext w:val="1"/>
-        <w:spacing w:after="240" w:before="240" w:lineRule="auto"/>
-        <w:rPr/>
-      </w:pPr>
-      <w:r>
-        <w:rPr>
-          <w:rtl w:val="0"/>
-        </w:rPr>
-        <w:t xml:space="preserve">4. The system interprets the command and triggers the corresponding UI interaction.</w:t>
-      </w:r>
-    </w:p>
-    <w:p>
-      <w:pPr>
-        <w:keepNext w:val="1"/>
-        <w:spacing w:after="240" w:before="240" w:lineRule="auto"/>
-        <w:rPr/>
-      </w:pPr>
-      <w:r>
-        <w:rPr>
-          <w:rtl w:val="0"/>
-        </w:rPr>
-      </w:r>
-    </w:p>
-    <w:p>
-      <w:pPr>
-        <w:keepNext w:val="1"/>
-        <w:numPr>
-          <w:ilvl w:val="0"/>
-          <w:numId w:val="10"/>
-        </w:numPr>
-        <w:spacing w:after="240" w:before="240" w:lineRule="auto"/>
-        <w:ind w:left="720" w:hanging="360"/>
-        <w:rPr>
-          <w:b w:val="1"/>
-          <w:bCs w:val="1"/>
-          <w:u w:val="none"/>
-        </w:rPr>
-      </w:pPr>
-      <w:r>
-        <w:rPr>
-          <w:b w:val="1"/>
-          <w:bCs w:val="1"/>
-          <w:rtl w:val="0"/>
-        </w:rPr>
-        <w:t xml:space="preserve">UI Control Integration</w:t>
-      </w:r>
-      <w:r>
-        <w:rPr>
-          <w:rtl w:val="0"/>
-        </w:rPr>
-      </w:r>
-    </w:p>
-    <w:p>
-      <w:pPr>
-        <w:keepNext w:val="1"/>
-        <w:spacing w:after="240" w:before="240" w:lineRule="auto"/>
-        <w:rPr/>
-      </w:pPr>
-      <w:r>
-        <w:rPr>
-          <w:rtl w:val="0"/>
-        </w:rPr>
-        <w:t xml:space="preserve">The speech recognition system is connected to existing interface controls including:</w:t>
-      </w:r>
-    </w:p>
-    <w:p>
-      <w:pPr>
-        <w:keepNext w:val="1"/>
-        <w:spacing w:after="240" w:before="240" w:lineRule="auto"/>
-        <w:rPr/>
-      </w:pPr>
-      <w:r>
-        <w:rPr>
-          <w:rtl w:val="0"/>
-        </w:rPr>
-        <w:t xml:space="preserve">• Door control buttons  </w:t>
-      </w:r>
-    </w:p>
-    <w:p>
-      <w:pPr>
-        <w:keepNext w:val="1"/>
-        <w:spacing w:after="240" w:before="240" w:lineRule="auto"/>
-        <w:rPr/>
-      </w:pPr>
-      <w:r>
-        <w:rPr>
-          <w:rtl w:val="0"/>
-        </w:rPr>
-        <w:t xml:space="preserve">• Window control buttons  </w:t>
-      </w:r>
-    </w:p>
-    <w:p>
-      <w:pPr>
-        <w:keepNext w:val="1"/>
-        <w:spacing w:after="240" w:before="240" w:lineRule="auto"/>
-        <w:rPr/>
-      </w:pPr>
-      <w:r>
-        <w:rPr>
-          <w:rtl w:val="0"/>
-        </w:rPr>
-        <w:t xml:space="preserve">• Ventilation and device toggles  </w:t>
-      </w:r>
-    </w:p>
-    <w:p>
-      <w:pPr>
-        <w:keepNext w:val="1"/>
-        <w:spacing w:after="240" w:before="240" w:lineRule="auto"/>
-        <w:rPr/>
-      </w:pPr>
-      <w:r>
-        <w:rPr>
-          <w:rtl w:val="0"/>
-        </w:rPr>
-        <w:t xml:space="preserve">• Sliders and adjustable controls</w:t>
-      </w:r>
-    </w:p>
-    <w:p>
-      <w:pPr>
-        <w:keepNext w:val="1"/>
-        <w:spacing w:after="240" w:before="240" w:lineRule="auto"/>
-        <w:rPr/>
-      </w:pPr>
-      <w:r>
-        <w:rPr>
-          <w:rtl w:val="0"/>
-        </w:rPr>
-        <w:t xml:space="preserve">Voice commands trigger the same underlying functions used by the UI controls. This ensures consistent behavior between manual interaction and speech-based interaction.</w:t>
-      </w:r>
-    </w:p>
-    <w:p>
-      <w:pPr>
-        <w:keepNext w:val="1"/>
-        <w:spacing w:after="240" w:before="240" w:lineRule="auto"/>
-        <w:rPr/>
-      </w:pPr>
-      <w:r>
-        <w:rPr>
-          <w:rtl w:val="0"/>
-        </w:rPr>
-      </w:r>
-    </w:p>
-    <w:p>
-      <w:pPr>
-        <w:keepNext w:val="1"/>
-        <w:spacing w:after="240" w:before="240" w:lineRule="auto"/>
-        <w:rPr/>
-      </w:pPr>
-      <w:r>
-        <w:rPr>
-          <w:rtl w:val="0"/>
-        </w:rPr>
-      </w:r>
-    </w:p>
-    <w:p>
-      <w:pPr>
-        <w:keepNext w:val="1"/>
-        <w:spacing w:after="240" w:before="240" w:lineRule="auto"/>
-        <w:rPr/>
-      </w:pPr>
-      <w:r>
-        <w:rPr>
-          <w:b w:val="1"/>
-          <w:bCs w:val="1"/>
-          <w:rtl w:val="0"/>
-        </w:rPr>
-        <w:t xml:space="preserve">D6 – Web application testing strategy for device-control integration</w:t>
-        <w:br w:type="textWrapping"/>
-      </w:r>
-      <w:r>
-        <w:rPr>
-          <w:rtl w:val="0"/>
-        </w:rPr>
-        <w:t xml:space="preserve"> This design item describes how the web application will be verified during the current sprint. The testing focus is the interaction path between the web user interface, Firebase Authentication, Firestore, and the device state representation used by the project.</w:t>
-      </w:r>
-    </w:p>
-    <w:p>
-      <w:pPr>
-        <w:keepNext w:val="1"/>
-        <w:spacing w:after="240" w:before="240" w:lineRule="auto"/>
-        <w:rPr/>
-      </w:pPr>
-      <w:r>
-        <w:rPr>
-          <w:rtl w:val="0"/>
-        </w:rPr>
-        <w:t xml:space="preserve">The verification strategy includes:</w:t>
+        <w:t xml:space="preserve">Technology Change</w:t>
+      </w:r>
+    </w:p>
+    <w:p>
+      <w:pPr>
+        <w:keepNext w:val="1"/>
+        <w:spacing w:after="240" w:before="240" w:lineRule="auto"/>
+        <w:rPr/>
+      </w:pPr>
+      <w:r>
+        <w:rPr>
+          <w:rtl w:val="0"/>
+        </w:rPr>
+      </w:r>
+    </w:p>
+    <w:p>
+      <w:pPr>
+        <w:keepNext w:val="1"/>
+        <w:spacing w:after="240" w:before="240" w:lineRule="auto"/>
+        <w:rPr/>
+      </w:pPr>
+      <w:r>
+        <w:rPr>
+          <w:rtl w:val="0"/>
+        </w:rPr>
+        <w:t xml:space="preserve">The Web Speech API provides real time speech to text functionality within supported browsers. This removes the dependency on native modules and simplifies deployment for web based environments.</w:t>
       </w:r>
     </w:p>
     <w:p>
@@ -4302,15 +4930,43 @@
           <w:ilvl w:val="0"/>
           <w:numId w:val="9"/>
         </w:numPr>
-        <w:spacing w:after="0" w:afterAutospacing="0" w:before="240" w:lineRule="auto"/>
+        <w:spacing w:after="240" w:before="240" w:lineRule="auto"/>
         <w:ind w:left="720" w:hanging="360"/>
-      </w:pPr>
-      <w:r>
-        <w:rPr>
-          <w:rtl w:val="0"/>
-        </w:rPr>
-        <w:t xml:space="preserve">manual testing of login and signup validation</w:t>
-        <w:br w:type="textWrapping"/>
+        <w:rPr>
+          <w:u w:val="none"/>
+        </w:rPr>
+      </w:pPr>
+      <w:r>
+        <w:rPr>
+          <w:rtl w:val="0"/>
+        </w:rPr>
+        <w:t xml:space="preserve">Global State Integration</w:t>
+      </w:r>
+    </w:p>
+    <w:p>
+      <w:pPr>
+        <w:keepNext w:val="1"/>
+        <w:spacing w:after="240" w:before="240" w:lineRule="auto"/>
+        <w:rPr/>
+      </w:pPr>
+      <w:r>
+        <w:rPr>
+          <w:rtl w:val="0"/>
+        </w:rPr>
+        <w:t xml:space="preserve">Speech recognition is integrated with the application’s global state management system. This enables voice commands to be processed and executed consistently across all screens without requiring local component level handling.</w:t>
+      </w:r>
+    </w:p>
+    <w:p>
+      <w:pPr>
+        <w:keepNext w:val="1"/>
+        <w:spacing w:after="240" w:before="240" w:lineRule="auto"/>
+        <w:rPr/>
+      </w:pPr>
+      <w:r>
+        <w:rPr>
+          <w:rtl w:val="0"/>
+        </w:rPr>
+        <w:t xml:space="preserve">The global state acts as a central controller for voice input, allowing commands to trigger UI actions regardless of the current screen or component.</w:t>
       </w:r>
     </w:p>
     <w:p>
@@ -4318,84 +4974,185 @@
         <w:keepNext w:val="1"/>
         <w:numPr>
           <w:ilvl w:val="0"/>
-          <w:numId w:val="9"/>
+          <w:numId w:val="11"/>
         </w:numPr>
-        <w:spacing w:after="0" w:afterAutospacing="0" w:before="0" w:beforeAutospacing="0" w:lineRule="auto"/>
+        <w:spacing w:after="240" w:before="240" w:lineRule="auto"/>
         <w:ind w:left="720" w:hanging="360"/>
-      </w:pPr>
-      <w:r>
-        <w:rPr>
-          <w:rtl w:val="0"/>
-        </w:rPr>
-        <w:t xml:space="preserve">manual testing of navigation and guest access</w:t>
-        <w:br w:type="textWrapping"/>
-      </w:r>
-    </w:p>
-    <w:p>
-      <w:pPr>
-        <w:keepNext w:val="1"/>
-        <w:numPr>
-          <w:ilvl w:val="0"/>
-          <w:numId w:val="9"/>
-        </w:numPr>
-        <w:spacing w:after="0" w:afterAutospacing="0" w:before="0" w:beforeAutospacing="0" w:lineRule="auto"/>
-        <w:ind w:left="720" w:hanging="360"/>
-      </w:pPr>
-      <w:r>
-        <w:rPr>
-          <w:rtl w:val="0"/>
-        </w:rPr>
-        <w:t xml:space="preserve">verification of Firestore-backed device toggles</w:t>
-        <w:br w:type="textWrapping"/>
-      </w:r>
-    </w:p>
-    <w:p>
-      <w:pPr>
-        <w:keepNext w:val="1"/>
-        <w:numPr>
-          <w:ilvl w:val="0"/>
-          <w:numId w:val="9"/>
-        </w:numPr>
-        <w:spacing w:after="0" w:afterAutospacing="0" w:before="0" w:beforeAutospacing="0" w:lineRule="auto"/>
-        <w:ind w:left="720" w:hanging="360"/>
-      </w:pPr>
-      <w:r>
-        <w:rPr>
-          <w:rtl w:val="0"/>
-        </w:rPr>
-        <w:t xml:space="preserve">verification of real-time synchronization through snapshot updates</w:t>
-        <w:br w:type="textWrapping"/>
-      </w:r>
-    </w:p>
-    <w:p>
-      <w:pPr>
-        <w:keepNext w:val="1"/>
-        <w:numPr>
-          <w:ilvl w:val="0"/>
-          <w:numId w:val="9"/>
-        </w:numPr>
-        <w:spacing w:after="240" w:before="0" w:beforeAutospacing="0" w:lineRule="auto"/>
-        <w:ind w:left="720" w:hanging="360"/>
-      </w:pPr>
-      <w:r>
-        <w:rPr>
-          <w:rtl w:val="0"/>
-        </w:rPr>
-        <w:t xml:space="preserve">defect logging and retesting after fixes</w:t>
-        <w:br w:type="textWrapping"/>
-      </w:r>
-    </w:p>
-    <w:p>
-      <w:pPr>
-        <w:keepNext w:val="1"/>
-        <w:spacing w:after="240" w:before="240" w:lineRule="auto"/>
-        <w:rPr/>
-      </w:pPr>
-      <w:r>
-        <w:rPr>
-          <w:rtl w:val="0"/>
-        </w:rPr>
-        <w:t xml:space="preserve">This strategy supports reliable integration between subgroup components and reduces the risk of hidden faults in the device-control workflow.</w:t>
+        <w:rPr>
+          <w:u w:val="none"/>
+        </w:rPr>
+      </w:pPr>
+      <w:r>
+        <w:rPr>
+          <w:rtl w:val="0"/>
+        </w:rPr>
+        <w:t xml:space="preserve">Interaction Flow (Updated)</w:t>
+      </w:r>
+    </w:p>
+    <w:p>
+      <w:pPr>
+        <w:keepNext w:val="1"/>
+        <w:spacing w:after="240" w:before="240" w:lineRule="auto"/>
+        <w:rPr/>
+      </w:pPr>
+      <w:r>
+        <w:rPr>
+          <w:rtl w:val="0"/>
+        </w:rPr>
+        <w:t xml:space="preserve">1. The user activates the floating voice control icon.</w:t>
+      </w:r>
+    </w:p>
+    <w:p>
+      <w:pPr>
+        <w:keepNext w:val="1"/>
+        <w:spacing w:after="240" w:before="240" w:lineRule="auto"/>
+        <w:rPr/>
+      </w:pPr>
+      <w:r>
+        <w:rPr>
+          <w:rtl w:val="0"/>
+        </w:rPr>
+        <w:t xml:space="preserve">2. The Web Speech API captures and processes spoken input.</w:t>
+      </w:r>
+    </w:p>
+    <w:p>
+      <w:pPr>
+        <w:keepNext w:val="1"/>
+        <w:spacing w:after="240" w:before="240" w:lineRule="auto"/>
+        <w:rPr/>
+      </w:pPr>
+      <w:r>
+        <w:rPr>
+          <w:rtl w:val="0"/>
+        </w:rPr>
+        <w:t xml:space="preserve">3. The recognized text is stored in global state.</w:t>
+      </w:r>
+    </w:p>
+    <w:p>
+      <w:pPr>
+        <w:keepNext w:val="1"/>
+        <w:spacing w:after="240" w:before="240" w:lineRule="auto"/>
+        <w:rPr/>
+      </w:pPr>
+      <w:r>
+        <w:rPr>
+          <w:rtl w:val="0"/>
+        </w:rPr>
+        <w:t xml:space="preserve">4. The application interprets the command and triggers the corresponding UI action.</w:t>
+      </w:r>
+    </w:p>
+    <w:p>
+      <w:pPr>
+        <w:keepNext w:val="1"/>
+        <w:spacing w:after="240" w:before="240" w:lineRule="auto"/>
+        <w:rPr/>
+      </w:pPr>
+      <w:r>
+        <w:rPr>
+          <w:rtl w:val="0"/>
+        </w:rPr>
+        <w:t xml:space="preserve">5. UI components react to state changes and execute actions such as button presses or slider updates.</w:t>
+      </w:r>
+    </w:p>
+    <w:p>
+      <w:pPr>
+        <w:keepNext w:val="1"/>
+        <w:spacing w:after="240" w:before="240" w:lineRule="auto"/>
+        <w:rPr/>
+      </w:pPr>
+      <w:r>
+        <w:rPr>
+          <w:rtl w:val="0"/>
+        </w:rPr>
+      </w:r>
+    </w:p>
+    <w:p>
+      <w:pPr>
+        <w:keepNext w:val="1"/>
+        <w:spacing w:after="240" w:before="240" w:lineRule="auto"/>
+        <w:rPr/>
+      </w:pPr>
+      <w:r>
+        <w:rPr>
+          <w:rtl w:val="0"/>
+        </w:rPr>
+        <w:t xml:space="preserve">Advantages</w:t>
+      </w:r>
+    </w:p>
+    <w:p>
+      <w:pPr>
+        <w:keepNext w:val="1"/>
+        <w:spacing w:after="240" w:before="240" w:lineRule="auto"/>
+        <w:rPr/>
+      </w:pPr>
+      <w:r>
+        <w:rPr>
+          <w:rtl w:val="0"/>
+        </w:rPr>
+      </w:r>
+    </w:p>
+    <w:p>
+      <w:pPr>
+        <w:keepNext w:val="1"/>
+        <w:spacing w:after="240" w:before="240" w:lineRule="auto"/>
+        <w:rPr/>
+      </w:pPr>
+      <w:r>
+        <w:rPr>
+          <w:rtl w:val="0"/>
+        </w:rPr>
+        <w:t xml:space="preserve">• No dependency on native speech libraries  </w:t>
+      </w:r>
+    </w:p>
+    <w:p>
+      <w:pPr>
+        <w:keepNext w:val="1"/>
+        <w:spacing w:after="240" w:before="240" w:lineRule="auto"/>
+        <w:rPr/>
+      </w:pPr>
+      <w:r>
+        <w:rPr>
+          <w:rtl w:val="0"/>
+        </w:rPr>
+        <w:t xml:space="preserve">• Simplified deployment for web platforms  </w:t>
+      </w:r>
+    </w:p>
+    <w:p>
+      <w:pPr>
+        <w:keepNext w:val="1"/>
+        <w:spacing w:after="240" w:before="240" w:lineRule="auto"/>
+        <w:rPr/>
+      </w:pPr>
+      <w:r>
+        <w:rPr>
+          <w:rtl w:val="0"/>
+        </w:rPr>
+        <w:t xml:space="preserve">• Centralized voice control through global state  </w:t>
+      </w:r>
+    </w:p>
+    <w:p>
+      <w:pPr>
+        <w:keepNext w:val="1"/>
+        <w:spacing w:after="240" w:before="240" w:lineRule="auto"/>
+        <w:rPr/>
+      </w:pPr>
+      <w:r>
+        <w:rPr>
+          <w:rtl w:val="0"/>
+        </w:rPr>
+        <w:t xml:space="preserve">• Improved consistency across multi-screen interaction</w:t>
+      </w:r>
+    </w:p>
+    <w:p>
+      <w:pPr>
+        <w:keepNext w:val="1"/>
+        <w:spacing w:after="240" w:before="240" w:lineRule="auto"/>
+        <w:rPr/>
+      </w:pPr>
+      <w:r>
+        <w:rPr>
+          <w:rtl w:val="0"/>
+        </w:rPr>
       </w:r>
     </w:p>
     <w:p>
@@ -6140,7 +6897,7 @@
     <w:lvl w:ilvl="0">
       <w:start w:val="1"/>
       <w:numFmt w:val="bullet"/>
-      <w:lvlText w:val="●"/>
+      <w:lvlText w:val="-"/>
       <w:lvlJc w:val="left"/>
       <w:pPr>
         <w:ind w:left="720" w:hanging="360"/>
@@ -6152,7 +6909,7 @@
     <w:lvl w:ilvl="1">
       <w:start w:val="1"/>
       <w:numFmt w:val="bullet"/>
-      <w:lvlText w:val="○"/>
+      <w:lvlText w:val="-"/>
       <w:lvlJc w:val="left"/>
       <w:pPr>
         <w:ind w:left="1440" w:hanging="360"/>
@@ -6164,7 +6921,7 @@
     <w:lvl w:ilvl="2">
       <w:start w:val="1"/>
       <w:numFmt w:val="bullet"/>
-      <w:lvlText w:val="■"/>
+      <w:lvlText w:val="-"/>
       <w:lvlJc w:val="left"/>
       <w:pPr>
         <w:ind w:left="2160" w:hanging="360"/>
@@ -6176,7 +6933,7 @@
     <w:lvl w:ilvl="3">
       <w:start w:val="1"/>
       <w:numFmt w:val="bullet"/>
-      <w:lvlText w:val="●"/>
+      <w:lvlText w:val="-"/>
       <w:lvlJc w:val="left"/>
       <w:pPr>
         <w:ind w:left="2880" w:hanging="360"/>
@@ -6188,7 +6945,7 @@
     <w:lvl w:ilvl="4">
       <w:start w:val="1"/>
       <w:numFmt w:val="bullet"/>
-      <w:lvlText w:val="○"/>
+      <w:lvlText w:val="-"/>
       <w:lvlJc w:val="left"/>
       <w:pPr>
         <w:ind w:left="3600" w:hanging="360"/>
@@ -6200,7 +6957,7 @@
     <w:lvl w:ilvl="5">
       <w:start w:val="1"/>
       <w:numFmt w:val="bullet"/>
-      <w:lvlText w:val="■"/>
+      <w:lvlText w:val="-"/>
       <w:lvlJc w:val="left"/>
       <w:pPr>
         <w:ind w:left="4320" w:hanging="360"/>
@@ -6212,7 +6969,7 @@
     <w:lvl w:ilvl="6">
       <w:start w:val="1"/>
       <w:numFmt w:val="bullet"/>
-      <w:lvlText w:val="●"/>
+      <w:lvlText w:val="-"/>
       <w:lvlJc w:val="left"/>
       <w:pPr>
         <w:ind w:left="5040" w:hanging="360"/>
@@ -6224,7 +6981,7 @@
     <w:lvl w:ilvl="7">
       <w:start w:val="1"/>
       <w:numFmt w:val="bullet"/>
-      <w:lvlText w:val="○"/>
+      <w:lvlText w:val="-"/>
       <w:lvlJc w:val="left"/>
       <w:pPr>
         <w:ind w:left="5760" w:hanging="360"/>
@@ -6236,7 +6993,7 @@
     <w:lvl w:ilvl="8">
       <w:start w:val="1"/>
       <w:numFmt w:val="bullet"/>
-      <w:lvlText w:val="■"/>
+      <w:lvlText w:val="-"/>
       <w:lvlJc w:val="left"/>
       <w:pPr>
         <w:ind w:left="6480" w:hanging="360"/>
@@ -6250,7 +7007,7 @@
     <w:lvl w:ilvl="0">
       <w:start w:val="1"/>
       <w:numFmt w:val="bullet"/>
-      <w:lvlText w:val="-"/>
+      <w:lvlText w:val="●"/>
       <w:lvlJc w:val="left"/>
       <w:pPr>
         <w:ind w:left="720" w:hanging="360"/>
@@ -6262,7 +7019,7 @@
     <w:lvl w:ilvl="1">
       <w:start w:val="1"/>
       <w:numFmt w:val="bullet"/>
-      <w:lvlText w:val="-"/>
+      <w:lvlText w:val="○"/>
       <w:lvlJc w:val="left"/>
       <w:pPr>
         <w:ind w:left="1440" w:hanging="360"/>
@@ -6274,7 +7031,7 @@
     <w:lvl w:ilvl="2">
       <w:start w:val="1"/>
       <w:numFmt w:val="bullet"/>
-      <w:lvlText w:val="-"/>
+      <w:lvlText w:val="■"/>
       <w:lvlJc w:val="left"/>
       <w:pPr>
         <w:ind w:left="2160" w:hanging="360"/>
@@ -6286,7 +7043,7 @@
     <w:lvl w:ilvl="3">
       <w:start w:val="1"/>
       <w:numFmt w:val="bullet"/>
-      <w:lvlText w:val="-"/>
+      <w:lvlText w:val="●"/>
       <w:lvlJc w:val="left"/>
       <w:pPr>
         <w:ind w:left="2880" w:hanging="360"/>
@@ -6298,7 +7055,7 @@
     <w:lvl w:ilvl="4">
       <w:start w:val="1"/>
       <w:numFmt w:val="bullet"/>
-      <w:lvlText w:val="-"/>
+      <w:lvlText w:val="○"/>
       <w:lvlJc w:val="left"/>
       <w:pPr>
         <w:ind w:left="3600" w:hanging="360"/>
@@ -6310,7 +7067,7 @@
     <w:lvl w:ilvl="5">
       <w:start w:val="1"/>
       <w:numFmt w:val="bullet"/>
-      <w:lvlText w:val="-"/>
+      <w:lvlText w:val="■"/>
       <w:lvlJc w:val="left"/>
       <w:pPr>
         <w:ind w:left="4320" w:hanging="360"/>
@@ -6322,7 +7079,7 @@
     <w:lvl w:ilvl="6">
       <w:start w:val="1"/>
       <w:numFmt w:val="bullet"/>
-      <w:lvlText w:val="-"/>
+      <w:lvlText w:val="●"/>
       <w:lvlJc w:val="left"/>
       <w:pPr>
         <w:ind w:left="5040" w:hanging="360"/>
@@ -6334,7 +7091,7 @@
     <w:lvl w:ilvl="7">
       <w:start w:val="1"/>
       <w:numFmt w:val="bullet"/>
-      <w:lvlText w:val="-"/>
+      <w:lvlText w:val="○"/>
       <w:lvlJc w:val="left"/>
       <w:pPr>
         <w:ind w:left="5760" w:hanging="360"/>
@@ -6346,7 +7103,7 @@
     <w:lvl w:ilvl="8">
       <w:start w:val="1"/>
       <w:numFmt w:val="bullet"/>
-      <w:lvlText w:val="-"/>
+      <w:lvlText w:val="■"/>
       <w:lvlJc w:val="left"/>
       <w:pPr>
         <w:ind w:left="6480" w:hanging="360"/>
@@ -6800,7 +7557,7 @@
     <w:lvl w:ilvl="0">
       <w:start w:val="1"/>
       <w:numFmt w:val="bullet"/>
-      <w:lvlText w:val="●"/>
+      <w:lvlText w:val="-"/>
       <w:lvlJc w:val="left"/>
       <w:pPr>
         <w:ind w:left="720" w:hanging="360"/>
@@ -6812,7 +7569,7 @@
     <w:lvl w:ilvl="1">
       <w:start w:val="1"/>
       <w:numFmt w:val="bullet"/>
-      <w:lvlText w:val="○"/>
+      <w:lvlText w:val="-"/>
       <w:lvlJc w:val="left"/>
       <w:pPr>
         <w:ind w:left="1440" w:hanging="360"/>
@@ -6824,7 +7581,7 @@
     <w:lvl w:ilvl="2">
       <w:start w:val="1"/>
       <w:numFmt w:val="bullet"/>
-      <w:lvlText w:val="■"/>
+      <w:lvlText w:val="-"/>
       <w:lvlJc w:val="left"/>
       <w:pPr>
         <w:ind w:left="2160" w:hanging="360"/>
@@ -6836,7 +7593,7 @@
     <w:lvl w:ilvl="3">
       <w:start w:val="1"/>
       <w:numFmt w:val="bullet"/>
-      <w:lvlText w:val="●"/>
+      <w:lvlText w:val="-"/>
       <w:lvlJc w:val="left"/>
       <w:pPr>
         <w:ind w:left="2880" w:hanging="360"/>
@@ -6848,7 +7605,7 @@
     <w:lvl w:ilvl="4">
       <w:start w:val="1"/>
       <w:numFmt w:val="bullet"/>
-      <w:lvlText w:val="○"/>
+      <w:lvlText w:val="-"/>
       <w:lvlJc w:val="left"/>
       <w:pPr>
         <w:ind w:left="3600" w:hanging="360"/>
@@ -6860,7 +7617,7 @@
     <w:lvl w:ilvl="5">
       <w:start w:val="1"/>
       <w:numFmt w:val="bullet"/>
-      <w:lvlText w:val="■"/>
+      <w:lvlText w:val="-"/>
       <w:lvlJc w:val="left"/>
       <w:pPr>
         <w:ind w:left="4320" w:hanging="360"/>
@@ -6872,7 +7629,7 @@
     <w:lvl w:ilvl="6">
       <w:start w:val="1"/>
       <w:numFmt w:val="bullet"/>
-      <w:lvlText w:val="●"/>
+      <w:lvlText w:val="-"/>
       <w:lvlJc w:val="left"/>
       <w:pPr>
         <w:ind w:left="5040" w:hanging="360"/>
@@ -6884,7 +7641,7 @@
     <w:lvl w:ilvl="7">
       <w:start w:val="1"/>
       <w:numFmt w:val="bullet"/>
-      <w:lvlText w:val="○"/>
+      <w:lvlText w:val="-"/>
       <w:lvlJc w:val="left"/>
       <w:pPr>
         <w:ind w:left="5760" w:hanging="360"/>
@@ -6896,7 +7653,7 @@
     <w:lvl w:ilvl="8">
       <w:start w:val="1"/>
       <w:numFmt w:val="bullet"/>
-      <w:lvlText w:val="■"/>
+      <w:lvlText w:val="-"/>
       <w:lvlJc w:val="left"/>
       <w:pPr>
         <w:ind w:left="6480" w:hanging="360"/>
@@ -6910,7 +7667,7 @@
     <w:lvl w:ilvl="0">
       <w:start w:val="1"/>
       <w:numFmt w:val="bullet"/>
-      <w:lvlText w:val="●"/>
+      <w:lvlText w:val="-"/>
       <w:lvlJc w:val="left"/>
       <w:pPr>
         <w:ind w:left="720" w:hanging="360"/>
@@ -6922,7 +7679,7 @@
     <w:lvl w:ilvl="1">
       <w:start w:val="1"/>
       <w:numFmt w:val="bullet"/>
-      <w:lvlText w:val="○"/>
+      <w:lvlText w:val="-"/>
       <w:lvlJc w:val="left"/>
       <w:pPr>
         <w:ind w:left="1440" w:hanging="360"/>
@@ -6934,7 +7691,7 @@
     <w:lvl w:ilvl="2">
       <w:start w:val="1"/>
       <w:numFmt w:val="bullet"/>
-      <w:lvlText w:val="■"/>
+      <w:lvlText w:val="-"/>
       <w:lvlJc w:val="left"/>
       <w:pPr>
         <w:ind w:left="2160" w:hanging="360"/>
@@ -6946,7 +7703,7 @@
     <w:lvl w:ilvl="3">
       <w:start w:val="1"/>
       <w:numFmt w:val="bullet"/>
-      <w:lvlText w:val="●"/>
+      <w:lvlText w:val="-"/>
       <w:lvlJc w:val="left"/>
       <w:pPr>
         <w:ind w:left="2880" w:hanging="360"/>
@@ -6958,7 +7715,7 @@
     <w:lvl w:ilvl="4">
       <w:start w:val="1"/>
       <w:numFmt w:val="bullet"/>
-      <w:lvlText w:val="○"/>
+      <w:lvlText w:val="-"/>
       <w:lvlJc w:val="left"/>
       <w:pPr>
         <w:ind w:left="3600" w:hanging="360"/>
@@ -6970,7 +7727,7 @@
     <w:lvl w:ilvl="5">
       <w:start w:val="1"/>
       <w:numFmt w:val="bullet"/>
-      <w:lvlText w:val="■"/>
+      <w:lvlText w:val="-"/>
       <w:lvlJc w:val="left"/>
       <w:pPr>
         <w:ind w:left="4320" w:hanging="360"/>
@@ -6982,7 +7739,7 @@
     <w:lvl w:ilvl="6">
       <w:start w:val="1"/>
       <w:numFmt w:val="bullet"/>
-      <w:lvlText w:val="●"/>
+      <w:lvlText w:val="-"/>
       <w:lvlJc w:val="left"/>
       <w:pPr>
         <w:ind w:left="5040" w:hanging="360"/>
@@ -6994,7 +7751,7 @@
     <w:lvl w:ilvl="7">
       <w:start w:val="1"/>
       <w:numFmt w:val="bullet"/>
-      <w:lvlText w:val="○"/>
+      <w:lvlText w:val="-"/>
       <w:lvlJc w:val="left"/>
       <w:pPr>
         <w:ind w:left="5760" w:hanging="360"/>
@@ -7006,7 +7763,7 @@
     <w:lvl w:ilvl="8">
       <w:start w:val="1"/>
       <w:numFmt w:val="bullet"/>
-      <w:lvlText w:val="■"/>
+      <w:lvlText w:val="-"/>
       <w:lvlJc w:val="left"/>
       <w:pPr>
         <w:ind w:left="6480" w:hanging="360"/>
@@ -7020,7 +7777,7 @@
     <w:lvl w:ilvl="0">
       <w:start w:val="1"/>
       <w:numFmt w:val="bullet"/>
-      <w:lvlText w:val="-"/>
+      <w:lvlText w:val="●"/>
       <w:lvlJc w:val="left"/>
       <w:pPr>
         <w:ind w:left="720" w:hanging="360"/>
@@ -7032,7 +7789,7 @@
     <w:lvl w:ilvl="1">
       <w:start w:val="1"/>
       <w:numFmt w:val="bullet"/>
-      <w:lvlText w:val="-"/>
+      <w:lvlText w:val="○"/>
       <w:lvlJc w:val="left"/>
       <w:pPr>
         <w:ind w:left="1440" w:hanging="360"/>
@@ -7044,7 +7801,7 @@
     <w:lvl w:ilvl="2">
       <w:start w:val="1"/>
       <w:numFmt w:val="bullet"/>
-      <w:lvlText w:val="-"/>
+      <w:lvlText w:val="■"/>
       <w:lvlJc w:val="left"/>
       <w:pPr>
         <w:ind w:left="2160" w:hanging="360"/>
@@ -7056,7 +7813,7 @@
     <w:lvl w:ilvl="3">
       <w:start w:val="1"/>
       <w:numFmt w:val="bullet"/>
-      <w:lvlText w:val="-"/>
+      <w:lvlText w:val="●"/>
       <w:lvlJc w:val="left"/>
       <w:pPr>
         <w:ind w:left="2880" w:hanging="360"/>
@@ -7068,7 +7825,7 @@
     <w:lvl w:ilvl="4">
       <w:start w:val="1"/>
       <w:numFmt w:val="bullet"/>
-      <w:lvlText w:val="-"/>
+      <w:lvlText w:val="○"/>
       <w:lvlJc w:val="left"/>
       <w:pPr>
         <w:ind w:left="3600" w:hanging="360"/>
@@ -7080,7 +7837,7 @@
     <w:lvl w:ilvl="5">
       <w:start w:val="1"/>
       <w:numFmt w:val="bullet"/>
-      <w:lvlText w:val="-"/>
+      <w:lvlText w:val="■"/>
       <w:lvlJc w:val="left"/>
       <w:pPr>
         <w:ind w:left="4320" w:hanging="360"/>
@@ -7092,7 +7849,7 @@
     <w:lvl w:ilvl="6">
       <w:start w:val="1"/>
       <w:numFmt w:val="bullet"/>
-      <w:lvlText w:val="-"/>
+      <w:lvlText w:val="●"/>
       <w:lvlJc w:val="left"/>
       <w:pPr>
         <w:ind w:left="5040" w:hanging="360"/>
@@ -7104,7 +7861,7 @@
     <w:lvl w:ilvl="7">
       <w:start w:val="1"/>
       <w:numFmt w:val="bullet"/>
-      <w:lvlText w:val="-"/>
+      <w:lvlText w:val="○"/>
       <w:lvlJc w:val="left"/>
       <w:pPr>
         <w:ind w:left="5760" w:hanging="360"/>
@@ -7116,7 +7873,7 @@
     <w:lvl w:ilvl="8">
       <w:start w:val="1"/>
       <w:numFmt w:val="bullet"/>
-      <w:lvlText w:val="-"/>
+      <w:lvlText w:val="■"/>
       <w:lvlJc w:val="left"/>
       <w:pPr>
         <w:ind w:left="6480" w:hanging="360"/>
@@ -7130,7 +7887,7 @@
     <w:lvl w:ilvl="0">
       <w:start w:val="1"/>
       <w:numFmt w:val="bullet"/>
-      <w:lvlText w:val="●"/>
+      <w:lvlText w:val="-"/>
       <w:lvlJc w:val="left"/>
       <w:pPr>
         <w:ind w:left="720" w:hanging="360"/>
@@ -7142,7 +7899,7 @@
     <w:lvl w:ilvl="1">
       <w:start w:val="1"/>
       <w:numFmt w:val="bullet"/>
-      <w:lvlText w:val="○"/>
+      <w:lvlText w:val="-"/>
       <w:lvlJc w:val="left"/>
       <w:pPr>
         <w:ind w:left="1440" w:hanging="360"/>
@@ -7154,7 +7911,7 @@
     <w:lvl w:ilvl="2">
       <w:start w:val="1"/>
       <w:numFmt w:val="bullet"/>
-      <w:lvlText w:val="■"/>
+      <w:lvlText w:val="-"/>
       <w:lvlJc w:val="left"/>
       <w:pPr>
         <w:ind w:left="2160" w:hanging="360"/>
@@ -7166,7 +7923,7 @@
     <w:lvl w:ilvl="3">
       <w:start w:val="1"/>
       <w:numFmt w:val="bullet"/>
-      <w:lvlText w:val="●"/>
+      <w:lvlText w:val="-"/>
       <w:lvlJc w:val="left"/>
       <w:pPr>
         <w:ind w:left="2880" w:hanging="360"/>
@@ -7178,7 +7935,7 @@
     <w:lvl w:ilvl="4">
       <w:start w:val="1"/>
       <w:numFmt w:val="bullet"/>
-      <w:lvlText w:val="○"/>
+      <w:lvlText w:val="-"/>
       <w:lvlJc w:val="left"/>
       <w:pPr>
         <w:ind w:left="3600" w:hanging="360"/>
@@ -7190,7 +7947,7 @@
     <w:lvl w:ilvl="5">
       <w:start w:val="1"/>
       <w:numFmt w:val="bullet"/>
-      <w:lvlText w:val="■"/>
+      <w:lvlText w:val="-"/>
       <w:lvlJc w:val="left"/>
       <w:pPr>
         <w:ind w:left="4320" w:hanging="360"/>
@@ -7202,7 +7959,7 @@
     <w:lvl w:ilvl="6">
       <w:start w:val="1"/>
       <w:numFmt w:val="bullet"/>
-      <w:lvlText w:val="●"/>
+      <w:lvlText w:val="-"/>
       <w:lvlJc w:val="left"/>
       <w:pPr>
         <w:ind w:left="5040" w:hanging="360"/>
@@ -7214,7 +7971,7 @@
     <w:lvl w:ilvl="7">
       <w:start w:val="1"/>
       <w:numFmt w:val="bullet"/>
-      <w:lvlText w:val="○"/>
+      <w:lvlText w:val="-"/>
       <w:lvlJc w:val="left"/>
       <w:pPr>
         <w:ind w:left="5760" w:hanging="360"/>
@@ -7226,7 +7983,7 @@
     <w:lvl w:ilvl="8">
       <w:start w:val="1"/>
       <w:numFmt w:val="bullet"/>
-      <w:lvlText w:val="■"/>
+      <w:lvlText w:val="-"/>
       <w:lvlJc w:val="left"/>
       <w:pPr>
         <w:ind w:left="6480" w:hanging="360"/>
@@ -7237,6 +7994,336 @@
     </w:lvl>
   </w:abstractNum>
   <w:abstractNum w:abstractNumId="12">
+    <w:lvl w:ilvl="0">
+      <w:start w:val="1"/>
+      <w:numFmt w:val="bullet"/>
+      <w:lvlText w:val="●"/>
+      <w:lvlJc w:val="left"/>
+      <w:pPr>
+        <w:ind w:left="720" w:hanging="360"/>
+      </w:pPr>
+      <w:rPr>
+        <w:u w:val="none"/>
+      </w:rPr>
+    </w:lvl>
+    <w:lvl w:ilvl="1">
+      <w:start w:val="1"/>
+      <w:numFmt w:val="bullet"/>
+      <w:lvlText w:val="○"/>
+      <w:lvlJc w:val="left"/>
+      <w:pPr>
+        <w:ind w:left="1440" w:hanging="360"/>
+      </w:pPr>
+      <w:rPr>
+        <w:u w:val="none"/>
+      </w:rPr>
+    </w:lvl>
+    <w:lvl w:ilvl="2">
+      <w:start w:val="1"/>
+      <w:numFmt w:val="bullet"/>
+      <w:lvlText w:val="■"/>
+      <w:lvlJc w:val="left"/>
+      <w:pPr>
+        <w:ind w:left="2160" w:hanging="360"/>
+      </w:pPr>
+      <w:rPr>
+        <w:u w:val="none"/>
+      </w:rPr>
+    </w:lvl>
+    <w:lvl w:ilvl="3">
+      <w:start w:val="1"/>
+      <w:numFmt w:val="bullet"/>
+      <w:lvlText w:val="●"/>
+      <w:lvlJc w:val="left"/>
+      <w:pPr>
+        <w:ind w:left="2880" w:hanging="360"/>
+      </w:pPr>
+      <w:rPr>
+        <w:u w:val="none"/>
+      </w:rPr>
+    </w:lvl>
+    <w:lvl w:ilvl="4">
+      <w:start w:val="1"/>
+      <w:numFmt w:val="bullet"/>
+      <w:lvlText w:val="○"/>
+      <w:lvlJc w:val="left"/>
+      <w:pPr>
+        <w:ind w:left="3600" w:hanging="360"/>
+      </w:pPr>
+      <w:rPr>
+        <w:u w:val="none"/>
+      </w:rPr>
+    </w:lvl>
+    <w:lvl w:ilvl="5">
+      <w:start w:val="1"/>
+      <w:numFmt w:val="bullet"/>
+      <w:lvlText w:val="■"/>
+      <w:lvlJc w:val="left"/>
+      <w:pPr>
+        <w:ind w:left="4320" w:hanging="360"/>
+      </w:pPr>
+      <w:rPr>
+        <w:u w:val="none"/>
+      </w:rPr>
+    </w:lvl>
+    <w:lvl w:ilvl="6">
+      <w:start w:val="1"/>
+      <w:numFmt w:val="bullet"/>
+      <w:lvlText w:val="●"/>
+      <w:lvlJc w:val="left"/>
+      <w:pPr>
+        <w:ind w:left="5040" w:hanging="360"/>
+      </w:pPr>
+      <w:rPr>
+        <w:u w:val="none"/>
+      </w:rPr>
+    </w:lvl>
+    <w:lvl w:ilvl="7">
+      <w:start w:val="1"/>
+      <w:numFmt w:val="bullet"/>
+      <w:lvlText w:val="○"/>
+      <w:lvlJc w:val="left"/>
+      <w:pPr>
+        <w:ind w:left="5760" w:hanging="360"/>
+      </w:pPr>
+      <w:rPr>
+        <w:u w:val="none"/>
+      </w:rPr>
+    </w:lvl>
+    <w:lvl w:ilvl="8">
+      <w:start w:val="1"/>
+      <w:numFmt w:val="bullet"/>
+      <w:lvlText w:val="■"/>
+      <w:lvlJc w:val="left"/>
+      <w:pPr>
+        <w:ind w:left="6480" w:hanging="360"/>
+      </w:pPr>
+      <w:rPr>
+        <w:u w:val="none"/>
+      </w:rPr>
+    </w:lvl>
+  </w:abstractNum>
+  <w:abstractNum w:abstractNumId="13">
+    <w:lvl w:ilvl="0">
+      <w:start w:val="1"/>
+      <w:numFmt w:val="bullet"/>
+      <w:lvlText w:val="-"/>
+      <w:lvlJc w:val="left"/>
+      <w:pPr>
+        <w:ind w:left="720" w:hanging="360"/>
+      </w:pPr>
+      <w:rPr>
+        <w:u w:val="none"/>
+      </w:rPr>
+    </w:lvl>
+    <w:lvl w:ilvl="1">
+      <w:start w:val="1"/>
+      <w:numFmt w:val="bullet"/>
+      <w:lvlText w:val="-"/>
+      <w:lvlJc w:val="left"/>
+      <w:pPr>
+        <w:ind w:left="1440" w:hanging="360"/>
+      </w:pPr>
+      <w:rPr>
+        <w:u w:val="none"/>
+      </w:rPr>
+    </w:lvl>
+    <w:lvl w:ilvl="2">
+      <w:start w:val="1"/>
+      <w:numFmt w:val="bullet"/>
+      <w:lvlText w:val="-"/>
+      <w:lvlJc w:val="left"/>
+      <w:pPr>
+        <w:ind w:left="2160" w:hanging="360"/>
+      </w:pPr>
+      <w:rPr>
+        <w:u w:val="none"/>
+      </w:rPr>
+    </w:lvl>
+    <w:lvl w:ilvl="3">
+      <w:start w:val="1"/>
+      <w:numFmt w:val="bullet"/>
+      <w:lvlText w:val="-"/>
+      <w:lvlJc w:val="left"/>
+      <w:pPr>
+        <w:ind w:left="2880" w:hanging="360"/>
+      </w:pPr>
+      <w:rPr>
+        <w:u w:val="none"/>
+      </w:rPr>
+    </w:lvl>
+    <w:lvl w:ilvl="4">
+      <w:start w:val="1"/>
+      <w:numFmt w:val="bullet"/>
+      <w:lvlText w:val="-"/>
+      <w:lvlJc w:val="left"/>
+      <w:pPr>
+        <w:ind w:left="3600" w:hanging="360"/>
+      </w:pPr>
+      <w:rPr>
+        <w:u w:val="none"/>
+      </w:rPr>
+    </w:lvl>
+    <w:lvl w:ilvl="5">
+      <w:start w:val="1"/>
+      <w:numFmt w:val="bullet"/>
+      <w:lvlText w:val="-"/>
+      <w:lvlJc w:val="left"/>
+      <w:pPr>
+        <w:ind w:left="4320" w:hanging="360"/>
+      </w:pPr>
+      <w:rPr>
+        <w:u w:val="none"/>
+      </w:rPr>
+    </w:lvl>
+    <w:lvl w:ilvl="6">
+      <w:start w:val="1"/>
+      <w:numFmt w:val="bullet"/>
+      <w:lvlText w:val="-"/>
+      <w:lvlJc w:val="left"/>
+      <w:pPr>
+        <w:ind w:left="5040" w:hanging="360"/>
+      </w:pPr>
+      <w:rPr>
+        <w:u w:val="none"/>
+      </w:rPr>
+    </w:lvl>
+    <w:lvl w:ilvl="7">
+      <w:start w:val="1"/>
+      <w:numFmt w:val="bullet"/>
+      <w:lvlText w:val="-"/>
+      <w:lvlJc w:val="left"/>
+      <w:pPr>
+        <w:ind w:left="5760" w:hanging="360"/>
+      </w:pPr>
+      <w:rPr>
+        <w:u w:val="none"/>
+      </w:rPr>
+    </w:lvl>
+    <w:lvl w:ilvl="8">
+      <w:start w:val="1"/>
+      <w:numFmt w:val="bullet"/>
+      <w:lvlText w:val="-"/>
+      <w:lvlJc w:val="left"/>
+      <w:pPr>
+        <w:ind w:left="6480" w:hanging="360"/>
+      </w:pPr>
+      <w:rPr>
+        <w:u w:val="none"/>
+      </w:rPr>
+    </w:lvl>
+  </w:abstractNum>
+  <w:abstractNum w:abstractNumId="14">
+    <w:lvl w:ilvl="0">
+      <w:start w:val="1"/>
+      <w:numFmt w:val="bullet"/>
+      <w:lvlText w:val="●"/>
+      <w:lvlJc w:val="left"/>
+      <w:pPr>
+        <w:ind w:left="720" w:hanging="360"/>
+      </w:pPr>
+      <w:rPr>
+        <w:u w:val="none"/>
+      </w:rPr>
+    </w:lvl>
+    <w:lvl w:ilvl="1">
+      <w:start w:val="1"/>
+      <w:numFmt w:val="bullet"/>
+      <w:lvlText w:val="○"/>
+      <w:lvlJc w:val="left"/>
+      <w:pPr>
+        <w:ind w:left="1440" w:hanging="360"/>
+      </w:pPr>
+      <w:rPr>
+        <w:u w:val="none"/>
+      </w:rPr>
+    </w:lvl>
+    <w:lvl w:ilvl="2">
+      <w:start w:val="1"/>
+      <w:numFmt w:val="bullet"/>
+      <w:lvlText w:val="■"/>
+      <w:lvlJc w:val="left"/>
+      <w:pPr>
+        <w:ind w:left="2160" w:hanging="360"/>
+      </w:pPr>
+      <w:rPr>
+        <w:u w:val="none"/>
+      </w:rPr>
+    </w:lvl>
+    <w:lvl w:ilvl="3">
+      <w:start w:val="1"/>
+      <w:numFmt w:val="bullet"/>
+      <w:lvlText w:val="●"/>
+      <w:lvlJc w:val="left"/>
+      <w:pPr>
+        <w:ind w:left="2880" w:hanging="360"/>
+      </w:pPr>
+      <w:rPr>
+        <w:u w:val="none"/>
+      </w:rPr>
+    </w:lvl>
+    <w:lvl w:ilvl="4">
+      <w:start w:val="1"/>
+      <w:numFmt w:val="bullet"/>
+      <w:lvlText w:val="○"/>
+      <w:lvlJc w:val="left"/>
+      <w:pPr>
+        <w:ind w:left="3600" w:hanging="360"/>
+      </w:pPr>
+      <w:rPr>
+        <w:u w:val="none"/>
+      </w:rPr>
+    </w:lvl>
+    <w:lvl w:ilvl="5">
+      <w:start w:val="1"/>
+      <w:numFmt w:val="bullet"/>
+      <w:lvlText w:val="■"/>
+      <w:lvlJc w:val="left"/>
+      <w:pPr>
+        <w:ind w:left="4320" w:hanging="360"/>
+      </w:pPr>
+      <w:rPr>
+        <w:u w:val="none"/>
+      </w:rPr>
+    </w:lvl>
+    <w:lvl w:ilvl="6">
+      <w:start w:val="1"/>
+      <w:numFmt w:val="bullet"/>
+      <w:lvlText w:val="●"/>
+      <w:lvlJc w:val="left"/>
+      <w:pPr>
+        <w:ind w:left="5040" w:hanging="360"/>
+      </w:pPr>
+      <w:rPr>
+        <w:u w:val="none"/>
+      </w:rPr>
+    </w:lvl>
+    <w:lvl w:ilvl="7">
+      <w:start w:val="1"/>
+      <w:numFmt w:val="bullet"/>
+      <w:lvlText w:val="○"/>
+      <w:lvlJc w:val="left"/>
+      <w:pPr>
+        <w:ind w:left="5760" w:hanging="360"/>
+      </w:pPr>
+      <w:rPr>
+        <w:u w:val="none"/>
+      </w:rPr>
+    </w:lvl>
+    <w:lvl w:ilvl="8">
+      <w:start w:val="1"/>
+      <w:numFmt w:val="bullet"/>
+      <w:lvlText w:val="■"/>
+      <w:lvlJc w:val="left"/>
+      <w:pPr>
+        <w:ind w:left="6480" w:hanging="360"/>
+      </w:pPr>
+      <w:rPr>
+        <w:u w:val="none"/>
+      </w:rPr>
+    </w:lvl>
+  </w:abstractNum>
+  <w:abstractNum w:abstractNumId="15">
     <w:lvl w:ilvl="0">
       <w:start w:val="1"/>
       <w:numFmt w:val="bullet"/>
@@ -7381,6 +8468,15 @@
   </w:num>
   <w:num w:numId="12">
     <w:abstractNumId w:val="12"/>
+  </w:num>
+  <w:num w:numId="13">
+    <w:abstractNumId w:val="13"/>
+  </w:num>
+  <w:num w:numId="14">
+    <w:abstractNumId w:val="14"/>
+  </w:num>
+  <w:num w:numId="15">
+    <w:abstractNumId w:val="15"/>
   </w:num>
 </w:numbering>
 </file>
